--- a/เอกสาร1.docx
+++ b/เอกสาร1.docx
@@ -5,91 +5,3229 @@
     <w:p>
       <w:pPr>
         <w:pStyle w:val="a3"/>
+        <w:rPr>
+          <w:rFonts w:ascii="TH Sarabun New" w:hAnsi="TH Sarabun New" w:cs="TH Sarabun New"/>
+          <w:sz w:val="32"/>
+          <w:szCs w:val="32"/>
+        </w:rPr>
+      </w:pPr>
+    </w:p>
+    <w:p>
+      <w:pPr>
+        <w:jc w:val="center"/>
+        <w:rPr>
+          <w:rFonts w:ascii="TH Sarabun New" w:hAnsi="TH Sarabun New" w:cs="TH Sarabun New"/>
+          <w:b/>
+          <w:bCs/>
+          <w:sz w:val="40"/>
+          <w:szCs w:val="40"/>
+        </w:rPr>
       </w:pPr>
       <w:r>
         <w:rPr>
-          <w:noProof/>
-        </w:rPr>
-        <w:drawing>
-          <wp:anchor distT="0" distB="0" distL="114300" distR="114300" simplePos="0" relativeHeight="251658240" behindDoc="0" locked="0" layoutInCell="1" allowOverlap="1" wp14:anchorId="5DFE3405" wp14:editId="03D9CBF2">
-            <wp:simplePos x="0" y="0"/>
-            <wp:positionH relativeFrom="margin">
-              <wp:posOffset>-655320</wp:posOffset>
-            </wp:positionH>
-            <wp:positionV relativeFrom="paragraph">
-              <wp:posOffset>327660</wp:posOffset>
-            </wp:positionV>
-            <wp:extent cx="6713220" cy="8982446"/>
-            <wp:effectExtent l="0" t="0" r="0" b="9525"/>
-            <wp:wrapNone/>
-            <wp:docPr id="1" name="รูปภาพ 1"/>
-            <wp:cNvGraphicFramePr>
-              <a:graphicFrameLocks xmlns:a="http://schemas.openxmlformats.org/drawingml/2006/main" noChangeAspect="1"/>
-            </wp:cNvGraphicFramePr>
-            <a:graphic xmlns:a="http://schemas.openxmlformats.org/drawingml/2006/main">
-              <a:graphicData uri="http://schemas.openxmlformats.org/drawingml/2006/picture">
-                <pic:pic xmlns:pic="http://schemas.openxmlformats.org/drawingml/2006/picture">
-                  <pic:nvPicPr>
-                    <pic:cNvPr id="0" name="Picture 1"/>
-                    <pic:cNvPicPr>
-                      <a:picLocks noChangeAspect="1" noChangeArrowheads="1"/>
-                    </pic:cNvPicPr>
-                  </pic:nvPicPr>
-                  <pic:blipFill>
-                    <a:blip r:embed="rId4" cstate="print">
-                      <a:extLst>
-                        <a:ext uri="{28A0092B-C50C-407E-A947-70E740481C1C}">
-                          <a14:useLocalDpi xmlns:a14="http://schemas.microsoft.com/office/drawing/2010/main" val="0"/>
-                        </a:ext>
-                      </a:extLst>
-                    </a:blip>
-                    <a:srcRect/>
-                    <a:stretch>
-                      <a:fillRect/>
-                    </a:stretch>
-                  </pic:blipFill>
-                  <pic:spPr bwMode="auto">
-                    <a:xfrm>
-                      <a:off x="0" y="0"/>
-                      <a:ext cx="6713220" cy="8982446"/>
-                    </a:xfrm>
-                    <a:prstGeom prst="rect">
-                      <a:avLst/>
-                    </a:prstGeom>
-                    <a:noFill/>
-                    <a:ln>
-                      <a:noFill/>
-                    </a:ln>
-                  </pic:spPr>
-                </pic:pic>
-              </a:graphicData>
-            </a:graphic>
-            <wp14:sizeRelH relativeFrom="page">
-              <wp14:pctWidth>0</wp14:pctWidth>
-            </wp14:sizeRelH>
-            <wp14:sizeRelV relativeFrom="page">
-              <wp14:pctHeight>0</wp14:pctHeight>
-            </wp14:sizeRelV>
-          </wp:anchor>
-        </w:drawing>
+          <w:rFonts w:ascii="TH Sarabun New" w:hAnsi="TH Sarabun New" w:cs="TH Sarabun New"/>
+          <w:b/>
+          <w:bCs/>
+          <w:sz w:val="40"/>
+          <w:szCs w:val="40"/>
+        </w:rPr>
+        <w:t>Smart Voting System</w:t>
       </w:r>
     </w:p>
     <w:p>
       <w:pPr>
-        <w:rPr>
-          <w:rFonts w:hint="cs"/>
+        <w:jc w:val="center"/>
+        <w:rPr>
+          <w:rFonts w:ascii="TH Sarabun New" w:hAnsi="TH Sarabun New" w:cs="TH Sarabun New"/>
+          <w:b/>
+          <w:bCs/>
+          <w:sz w:val="40"/>
+          <w:szCs w:val="40"/>
+        </w:rPr>
+      </w:pPr>
+    </w:p>
+    <w:p>
+      <w:pPr>
+        <w:jc w:val="center"/>
+        <w:rPr>
+          <w:rFonts w:ascii="TH Sarabun New" w:hAnsi="TH Sarabun New" w:cs="TH Sarabun New"/>
+          <w:b/>
+          <w:bCs/>
+          <w:sz w:val="40"/>
+          <w:szCs w:val="40"/>
+        </w:rPr>
+      </w:pPr>
+      <w:r>
+        <w:rPr>
+          <w:rFonts w:ascii="TH Sarabun New" w:hAnsi="TH Sarabun New" w:cs="TH Sarabun New"/>
+          <w:b/>
+          <w:bCs/>
+          <w:sz w:val="40"/>
+          <w:szCs w:val="40"/>
           <w:cs/>
         </w:rPr>
+        <w:t>จัดทำโดย</w:t>
+      </w:r>
+    </w:p>
+    <w:p>
+      <w:pPr>
+        <w:jc w:val="center"/>
+        <w:rPr>
+          <w:rFonts w:ascii="TH Sarabun New" w:hAnsi="TH Sarabun New" w:cs="TH Sarabun New"/>
+          <w:b/>
+          <w:bCs/>
+          <w:sz w:val="40"/>
+          <w:szCs w:val="40"/>
+        </w:rPr>
+      </w:pPr>
+      <w:r>
+        <w:rPr>
+          <w:rFonts w:ascii="TH Sarabun New" w:hAnsi="TH Sarabun New" w:cs="TH Sarabun New"/>
+          <w:b/>
+          <w:bCs/>
+          <w:sz w:val="40"/>
+          <w:szCs w:val="40"/>
+          <w:cs/>
+        </w:rPr>
+        <w:t>นายกรวิทย์ กอหลัง</w:t>
+      </w:r>
+      <w:r>
+        <w:rPr>
+          <w:rFonts w:ascii="TH Sarabun New" w:hAnsi="TH Sarabun New" w:cs="TH Sarabun New"/>
+          <w:b/>
+          <w:bCs/>
+          <w:sz w:val="40"/>
+          <w:szCs w:val="40"/>
+        </w:rPr>
+        <w:t xml:space="preserve"> 6610110007</w:t>
+      </w:r>
+    </w:p>
+    <w:p>
+      <w:pPr>
+        <w:jc w:val="center"/>
+        <w:rPr>
+          <w:rFonts w:ascii="TH Sarabun New" w:hAnsi="TH Sarabun New" w:cs="TH Sarabun New"/>
+          <w:b/>
+          <w:bCs/>
+          <w:sz w:val="40"/>
+          <w:szCs w:val="40"/>
+        </w:rPr>
+      </w:pPr>
+      <w:r>
+        <w:rPr>
+          <w:rFonts w:ascii="TH Sarabun New" w:hAnsi="TH Sarabun New" w:cs="TH Sarabun New"/>
+          <w:b/>
+          <w:bCs/>
+          <w:sz w:val="40"/>
+          <w:szCs w:val="40"/>
+          <w:cs/>
+        </w:rPr>
+        <w:t>นายพชรพล ศุกลสกุล 6610110191</w:t>
+      </w:r>
+    </w:p>
+    <w:p>
+      <w:pPr>
+        <w:jc w:val="center"/>
+        <w:rPr>
+          <w:rFonts w:ascii="TH Sarabun New" w:hAnsi="TH Sarabun New" w:cs="TH Sarabun New"/>
+          <w:b/>
+          <w:bCs/>
+          <w:sz w:val="40"/>
+          <w:szCs w:val="40"/>
+        </w:rPr>
+      </w:pPr>
+      <w:r>
+        <w:rPr>
+          <w:rFonts w:ascii="TH Sarabun New" w:hAnsi="TH Sarabun New" w:cs="TH Sarabun New"/>
+          <w:b/>
+          <w:bCs/>
+          <w:sz w:val="40"/>
+          <w:szCs w:val="40"/>
+        </w:rPr>
+        <w:t>Section 01</w:t>
+      </w:r>
+    </w:p>
+    <w:p>
+      <w:pPr>
+        <w:rPr>
+          <w:rFonts w:ascii="TH Sarabun New" w:hAnsi="TH Sarabun New" w:cs="TH Sarabun New"/>
+          <w:sz w:val="32"/>
+          <w:szCs w:val="32"/>
+        </w:rPr>
+      </w:pPr>
+    </w:p>
+    <w:p>
+      <w:pPr>
+        <w:rPr>
+          <w:rFonts w:ascii="TH Sarabun New" w:hAnsi="TH Sarabun New" w:cs="TH Sarabun New"/>
+          <w:sz w:val="32"/>
+          <w:szCs w:val="32"/>
+        </w:rPr>
+      </w:pPr>
+    </w:p>
+    <w:p>
+      <w:pPr>
+        <w:rPr>
+          <w:rFonts w:ascii="TH Sarabun New" w:hAnsi="TH Sarabun New" w:cs="TH Sarabun New"/>
+          <w:sz w:val="32"/>
+          <w:szCs w:val="32"/>
+        </w:rPr>
+      </w:pPr>
+    </w:p>
+    <w:p>
+      <w:pPr>
+        <w:rPr>
+          <w:rFonts w:ascii="TH Sarabun New" w:hAnsi="TH Sarabun New" w:cs="TH Sarabun New"/>
+          <w:sz w:val="32"/>
+          <w:szCs w:val="32"/>
+        </w:rPr>
+      </w:pPr>
+    </w:p>
+    <w:p>
+      <w:pPr>
+        <w:rPr>
+          <w:rFonts w:ascii="TH Sarabun New" w:hAnsi="TH Sarabun New" w:cs="TH Sarabun New"/>
+          <w:sz w:val="32"/>
+          <w:szCs w:val="32"/>
+        </w:rPr>
+      </w:pPr>
+    </w:p>
+    <w:p>
+      <w:pPr>
+        <w:rPr>
+          <w:rFonts w:ascii="TH Sarabun New" w:hAnsi="TH Sarabun New" w:cs="TH Sarabun New"/>
+          <w:sz w:val="32"/>
+          <w:szCs w:val="32"/>
+        </w:rPr>
+      </w:pPr>
+    </w:p>
+    <w:p>
+      <w:pPr>
+        <w:rPr>
+          <w:rFonts w:ascii="TH Sarabun New" w:hAnsi="TH Sarabun New" w:cs="TH Sarabun New"/>
+          <w:sz w:val="32"/>
+          <w:szCs w:val="32"/>
+        </w:rPr>
+      </w:pPr>
+    </w:p>
+    <w:p>
+      <w:pPr>
+        <w:rPr>
+          <w:rFonts w:ascii="TH Sarabun New" w:hAnsi="TH Sarabun New" w:cs="TH Sarabun New"/>
+          <w:sz w:val="32"/>
+          <w:szCs w:val="32"/>
+          <w:cs/>
+        </w:rPr>
+      </w:pPr>
+    </w:p>
+    <w:p>
+      <w:pPr>
+        <w:rPr>
+          <w:rFonts w:ascii="TH Sarabun New" w:hAnsi="TH Sarabun New" w:cs="TH Sarabun New"/>
+          <w:sz w:val="32"/>
+          <w:szCs w:val="32"/>
+        </w:rPr>
+      </w:pPr>
+    </w:p>
+    <w:p>
+      <w:pPr>
+        <w:rPr>
+          <w:rFonts w:ascii="TH Sarabun New" w:hAnsi="TH Sarabun New" w:cs="TH Sarabun New"/>
+          <w:sz w:val="32"/>
+          <w:szCs w:val="32"/>
+        </w:rPr>
+      </w:pPr>
+    </w:p>
+    <w:p>
+      <w:pPr>
+        <w:rPr>
+          <w:rFonts w:ascii="TH Sarabun New" w:hAnsi="TH Sarabun New" w:cs="TH Sarabun New"/>
+          <w:sz w:val="32"/>
+          <w:szCs w:val="32"/>
+        </w:rPr>
+      </w:pPr>
+    </w:p>
+    <w:p>
+      <w:pPr>
+        <w:rPr>
+          <w:rFonts w:ascii="TH Sarabun New" w:hAnsi="TH Sarabun New" w:cs="TH Sarabun New"/>
+          <w:sz w:val="32"/>
+          <w:szCs w:val="32"/>
+        </w:rPr>
+      </w:pPr>
+    </w:p>
+    <w:p>
+      <w:pPr>
+        <w:rPr>
+          <w:rFonts w:ascii="TH Sarabun New" w:hAnsi="TH Sarabun New" w:cs="TH Sarabun New"/>
+          <w:sz w:val="32"/>
+          <w:szCs w:val="32"/>
+        </w:rPr>
+      </w:pPr>
+    </w:p>
+    <w:p>
+      <w:pPr>
+        <w:rPr>
+          <w:rFonts w:ascii="TH Sarabun New" w:hAnsi="TH Sarabun New" w:cs="TH Sarabun New"/>
+          <w:sz w:val="32"/>
+          <w:szCs w:val="32"/>
+        </w:rPr>
+      </w:pPr>
+    </w:p>
+    <w:p>
+      <w:pPr>
+        <w:rPr>
+          <w:rFonts w:ascii="TH Sarabun New" w:hAnsi="TH Sarabun New" w:cs="TH Sarabun New"/>
+          <w:sz w:val="32"/>
+          <w:szCs w:val="32"/>
+        </w:rPr>
+      </w:pPr>
+    </w:p>
+    <w:p>
+      <w:pPr>
+        <w:rPr>
+          <w:rFonts w:ascii="TH Sarabun New" w:hAnsi="TH Sarabun New" w:cs="TH Sarabun New"/>
+          <w:sz w:val="32"/>
+          <w:szCs w:val="32"/>
+        </w:rPr>
+      </w:pPr>
+    </w:p>
+    <w:p>
+      <w:pPr>
+        <w:rPr>
+          <w:rFonts w:ascii="TH Sarabun New" w:hAnsi="TH Sarabun New" w:cs="TH Sarabun New"/>
+          <w:sz w:val="32"/>
+          <w:szCs w:val="32"/>
+        </w:rPr>
+      </w:pPr>
+    </w:p>
+    <w:p>
+      <w:pPr>
+        <w:rPr>
+          <w:rFonts w:ascii="TH Sarabun New" w:hAnsi="TH Sarabun New" w:cs="TH Sarabun New"/>
+          <w:sz w:val="32"/>
+          <w:szCs w:val="32"/>
+        </w:rPr>
+      </w:pPr>
+    </w:p>
+    <w:p>
+      <w:pPr>
+        <w:rPr>
+          <w:rFonts w:ascii="TH Sarabun New" w:hAnsi="TH Sarabun New" w:cs="TH Sarabun New"/>
+          <w:sz w:val="32"/>
+          <w:szCs w:val="32"/>
+        </w:rPr>
+      </w:pPr>
+    </w:p>
+    <w:p>
+      <w:pPr>
+        <w:rPr>
+          <w:rFonts w:ascii="TH Sarabun New" w:hAnsi="TH Sarabun New" w:cs="TH Sarabun New"/>
+          <w:sz w:val="32"/>
+          <w:szCs w:val="32"/>
+        </w:rPr>
+      </w:pPr>
+    </w:p>
+    <w:p>
+      <w:pPr>
+        <w:rPr>
+          <w:rFonts w:ascii="TH Sarabun New" w:hAnsi="TH Sarabun New" w:cs="TH Sarabun New"/>
+          <w:sz w:val="32"/>
+          <w:szCs w:val="32"/>
+        </w:rPr>
+      </w:pPr>
+    </w:p>
+    <w:p>
+      <w:pPr>
+        <w:rPr>
+          <w:rFonts w:ascii="TH Sarabun New" w:hAnsi="TH Sarabun New" w:cs="TH Sarabun New"/>
+          <w:sz w:val="32"/>
+          <w:szCs w:val="32"/>
+        </w:rPr>
+      </w:pPr>
+    </w:p>
+    <w:p>
+      <w:pPr>
+        <w:rPr>
+          <w:rFonts w:ascii="TH Sarabun New" w:hAnsi="TH Sarabun New" w:cs="TH Sarabun New"/>
+          <w:sz w:val="32"/>
+          <w:szCs w:val="32"/>
+        </w:rPr>
+      </w:pPr>
+    </w:p>
+    <w:p>
+      <w:pPr>
+        <w:rPr>
+          <w:rFonts w:ascii="TH Sarabun New" w:hAnsi="TH Sarabun New" w:cs="TH Sarabun New"/>
+          <w:sz w:val="32"/>
+          <w:szCs w:val="32"/>
+        </w:rPr>
+      </w:pPr>
+    </w:p>
+    <w:p>
+      <w:pPr>
+        <w:rPr>
+          <w:rFonts w:ascii="TH Sarabun New" w:hAnsi="TH Sarabun New" w:cs="TH Sarabun New"/>
+          <w:sz w:val="32"/>
+          <w:szCs w:val="32"/>
+        </w:rPr>
+      </w:pPr>
+    </w:p>
+    <w:p>
+      <w:pPr>
+        <w:rPr>
+          <w:rFonts w:ascii="TH Sarabun New" w:hAnsi="TH Sarabun New" w:cs="TH Sarabun New"/>
+          <w:sz w:val="32"/>
+          <w:szCs w:val="32"/>
+        </w:rPr>
+      </w:pPr>
+    </w:p>
+    <w:p>
+      <w:pPr>
+        <w:rPr>
+          <w:rFonts w:ascii="TH Sarabun New" w:hAnsi="TH Sarabun New" w:cs="TH Sarabun New"/>
+          <w:sz w:val="32"/>
+          <w:szCs w:val="32"/>
+        </w:rPr>
+        <w:sectPr>
+          <w:headerReference w:type="default" r:id="rId7"/>
+          <w:pgSz w:w="11906" w:h="16838"/>
+          <w:pgMar w:top="1440" w:right="1440" w:bottom="1440" w:left="1440" w:header="708" w:footer="708" w:gutter="0"/>
+          <w:cols w:space="708"/>
+          <w:docGrid w:linePitch="360"/>
+        </w:sectPr>
+      </w:pPr>
+    </w:p>
+    <w:p>
+      <w:pPr>
+        <w:rPr>
+          <w:rFonts w:ascii="TH Sarabun New" w:hAnsi="TH Sarabun New" w:cs="TH Sarabun New"/>
+          <w:sz w:val="32"/>
+          <w:szCs w:val="32"/>
+        </w:rPr>
+      </w:pPr>
+    </w:p>
+    <w:p>
+      <w:pPr>
+        <w:rPr>
+          <w:rFonts w:ascii="TH Sarabun New" w:hAnsi="TH Sarabun New" w:cs="TH Sarabun New"/>
+          <w:sz w:val="32"/>
+          <w:szCs w:val="32"/>
+        </w:rPr>
+        <w:sectPr>
+          <w:pgSz w:w="11906" w:h="16838"/>
+          <w:pgMar w:top="1440" w:right="1440" w:bottom="1440" w:left="1440" w:header="708" w:footer="708" w:gutter="0"/>
+          <w:cols w:space="708"/>
+          <w:docGrid w:linePitch="360"/>
+        </w:sectPr>
+      </w:pPr>
+    </w:p>
+    <w:p>
+      <w:pPr>
+        <w:jc w:val="center"/>
+        <w:rPr>
+          <w:rFonts w:ascii="TH Sarabun New" w:hAnsi="TH Sarabun New" w:cs="TH Sarabun New"/>
+          <w:b/>
+          <w:bCs/>
+          <w:sz w:val="32"/>
+          <w:szCs w:val="32"/>
+        </w:rPr>
+      </w:pPr>
+      <w:r>
+        <w:rPr>
+          <w:rFonts w:ascii="TH Sarabun New" w:hAnsi="TH Sarabun New" w:cs="TH Sarabun New"/>
+          <w:b/>
+          <w:bCs/>
+          <w:sz w:val="32"/>
+          <w:szCs w:val="32"/>
+          <w:cs/>
+        </w:rPr>
+        <w:lastRenderedPageBreak/>
+        <w:t xml:space="preserve">บทที่ </w:t>
+      </w:r>
+      <w:r>
+        <w:rPr>
+          <w:rFonts w:ascii="TH Sarabun New" w:hAnsi="TH Sarabun New" w:cs="TH Sarabun New"/>
+          <w:b/>
+          <w:bCs/>
+          <w:sz w:val="32"/>
+          <w:szCs w:val="32"/>
+        </w:rPr>
+        <w:t>1</w:t>
+      </w:r>
+    </w:p>
+    <w:p>
+      <w:pPr>
+        <w:jc w:val="center"/>
+        <w:rPr>
+          <w:rFonts w:ascii="TH Sarabun New" w:hAnsi="TH Sarabun New" w:cs="TH Sarabun New"/>
+          <w:b/>
+          <w:bCs/>
+          <w:sz w:val="32"/>
+          <w:szCs w:val="32"/>
+        </w:rPr>
+      </w:pPr>
+      <w:r>
+        <w:rPr>
+          <w:rFonts w:ascii="TH Sarabun New" w:hAnsi="TH Sarabun New" w:cs="TH Sarabun New"/>
+          <w:b/>
+          <w:bCs/>
+          <w:sz w:val="32"/>
+          <w:szCs w:val="32"/>
+          <w:cs/>
+        </w:rPr>
+        <w:t>บทนํา</w:t>
+      </w:r>
+    </w:p>
+    <w:p>
+      <w:pPr>
+        <w:rPr>
+          <w:rFonts w:ascii="TH Sarabun New" w:hAnsi="TH Sarabun New" w:cs="TH Sarabun New"/>
+          <w:sz w:val="32"/>
+          <w:szCs w:val="32"/>
+        </w:rPr>
+      </w:pPr>
+    </w:p>
+    <w:p>
+      <w:pPr>
+        <w:rPr>
+          <w:rFonts w:ascii="TH Sarabun New" w:hAnsi="TH Sarabun New" w:cs="TH Sarabun New"/>
+          <w:sz w:val="32"/>
+          <w:szCs w:val="32"/>
+        </w:rPr>
+      </w:pPr>
+      <w:r>
+        <w:rPr>
+          <w:rFonts w:ascii="TH Sarabun New" w:hAnsi="TH Sarabun New" w:cs="TH Sarabun New"/>
+          <w:sz w:val="32"/>
+          <w:szCs w:val="32"/>
+          <w:cs/>
+        </w:rPr>
+        <w:t>ที่มาและความสําคัญ</w:t>
+      </w:r>
+    </w:p>
+    <w:p>
+      <w:pPr>
+        <w:rPr>
+          <w:rFonts w:ascii="TH Sarabun New" w:hAnsi="TH Sarabun New" w:cs="TH Sarabun New"/>
+          <w:sz w:val="32"/>
+          <w:szCs w:val="32"/>
+        </w:rPr>
+      </w:pPr>
+    </w:p>
+    <w:p>
+      <w:pPr>
+        <w:rPr>
+          <w:rFonts w:ascii="TH Sarabun New" w:hAnsi="TH Sarabun New" w:cs="TH Sarabun New"/>
+          <w:sz w:val="32"/>
+          <w:szCs w:val="32"/>
+        </w:rPr>
+      </w:pPr>
+    </w:p>
+    <w:p>
+      <w:pPr>
+        <w:rPr>
+          <w:rFonts w:ascii="TH Sarabun New" w:hAnsi="TH Sarabun New" w:cs="TH Sarabun New"/>
+          <w:sz w:val="32"/>
+          <w:szCs w:val="32"/>
+        </w:rPr>
+      </w:pPr>
+    </w:p>
+    <w:p>
+      <w:pPr>
+        <w:rPr>
+          <w:rFonts w:ascii="TH Sarabun New" w:hAnsi="TH Sarabun New" w:cs="TH Sarabun New"/>
+          <w:sz w:val="32"/>
+          <w:szCs w:val="32"/>
+        </w:rPr>
+      </w:pPr>
+    </w:p>
+    <w:p>
+      <w:pPr>
+        <w:rPr>
+          <w:rFonts w:ascii="TH Sarabun New" w:hAnsi="TH Sarabun New" w:cs="TH Sarabun New"/>
+          <w:sz w:val="32"/>
+          <w:szCs w:val="32"/>
+        </w:rPr>
+      </w:pPr>
+    </w:p>
+    <w:p>
+      <w:pPr>
+        <w:rPr>
+          <w:rFonts w:ascii="TH Sarabun New" w:hAnsi="TH Sarabun New" w:cs="TH Sarabun New"/>
+          <w:sz w:val="32"/>
+          <w:szCs w:val="32"/>
+        </w:rPr>
+      </w:pPr>
+    </w:p>
+    <w:p>
+      <w:pPr>
+        <w:rPr>
+          <w:rFonts w:ascii="TH Sarabun New" w:hAnsi="TH Sarabun New" w:cs="TH Sarabun New"/>
+          <w:sz w:val="32"/>
+          <w:szCs w:val="32"/>
+        </w:rPr>
+      </w:pPr>
+    </w:p>
+    <w:p>
+      <w:pPr>
+        <w:rPr>
+          <w:rFonts w:ascii="TH Sarabun New" w:hAnsi="TH Sarabun New" w:cs="TH Sarabun New"/>
+          <w:sz w:val="32"/>
+          <w:szCs w:val="32"/>
+        </w:rPr>
+      </w:pPr>
+    </w:p>
+    <w:p>
+      <w:pPr>
+        <w:rPr>
+          <w:rFonts w:ascii="TH Sarabun New" w:hAnsi="TH Sarabun New" w:cs="TH Sarabun New"/>
+          <w:sz w:val="32"/>
+          <w:szCs w:val="32"/>
+        </w:rPr>
+      </w:pPr>
+    </w:p>
+    <w:p>
+      <w:pPr>
+        <w:rPr>
+          <w:rFonts w:ascii="TH Sarabun New" w:hAnsi="TH Sarabun New" w:cs="TH Sarabun New"/>
+          <w:sz w:val="32"/>
+          <w:szCs w:val="32"/>
+        </w:rPr>
+      </w:pPr>
+    </w:p>
+    <w:p>
+      <w:pPr>
+        <w:rPr>
+          <w:rFonts w:ascii="TH Sarabun New" w:hAnsi="TH Sarabun New" w:cs="TH Sarabun New"/>
+          <w:sz w:val="32"/>
+          <w:szCs w:val="32"/>
+        </w:rPr>
+      </w:pPr>
+    </w:p>
+    <w:p>
+      <w:pPr>
+        <w:rPr>
+          <w:rFonts w:ascii="TH Sarabun New" w:hAnsi="TH Sarabun New" w:cs="TH Sarabun New"/>
+          <w:sz w:val="32"/>
+          <w:szCs w:val="32"/>
+        </w:rPr>
+      </w:pPr>
+    </w:p>
+    <w:p>
+      <w:pPr>
+        <w:rPr>
+          <w:rFonts w:ascii="TH Sarabun New" w:hAnsi="TH Sarabun New" w:cs="TH Sarabun New"/>
+          <w:sz w:val="32"/>
+          <w:szCs w:val="32"/>
+        </w:rPr>
+      </w:pPr>
+    </w:p>
+    <w:p>
+      <w:pPr>
+        <w:rPr>
+          <w:rFonts w:ascii="TH Sarabun New" w:hAnsi="TH Sarabun New" w:cs="TH Sarabun New"/>
+          <w:sz w:val="32"/>
+          <w:szCs w:val="32"/>
+        </w:rPr>
+      </w:pPr>
+    </w:p>
+    <w:p>
+      <w:pPr>
+        <w:rPr>
+          <w:rFonts w:ascii="TH Sarabun New" w:hAnsi="TH Sarabun New" w:cs="TH Sarabun New"/>
+          <w:sz w:val="32"/>
+          <w:szCs w:val="32"/>
+        </w:rPr>
+      </w:pPr>
+    </w:p>
+    <w:p>
+      <w:pPr>
+        <w:rPr>
+          <w:rFonts w:ascii="TH Sarabun New" w:hAnsi="TH Sarabun New" w:cs="TH Sarabun New"/>
+          <w:sz w:val="32"/>
+          <w:szCs w:val="32"/>
+        </w:rPr>
+      </w:pPr>
+    </w:p>
+    <w:p>
+      <w:pPr>
+        <w:rPr>
+          <w:rFonts w:ascii="TH Sarabun New" w:hAnsi="TH Sarabun New" w:cs="TH Sarabun New"/>
+          <w:sz w:val="32"/>
+          <w:szCs w:val="32"/>
+        </w:rPr>
+      </w:pPr>
+    </w:p>
+    <w:p>
+      <w:pPr>
+        <w:rPr>
+          <w:rFonts w:ascii="TH Sarabun New" w:hAnsi="TH Sarabun New" w:cs="TH Sarabun New"/>
+          <w:sz w:val="32"/>
+          <w:szCs w:val="32"/>
+        </w:rPr>
+      </w:pPr>
+    </w:p>
+    <w:p>
+      <w:pPr>
+        <w:jc w:val="center"/>
+        <w:rPr>
+          <w:rFonts w:ascii="TH Sarabun New" w:hAnsi="TH Sarabun New" w:cs="TH Sarabun New"/>
+          <w:b/>
+          <w:bCs/>
+          <w:sz w:val="32"/>
+          <w:szCs w:val="32"/>
+        </w:rPr>
+      </w:pPr>
+      <w:r>
+        <w:rPr>
+          <w:rFonts w:ascii="TH Sarabun New" w:hAnsi="TH Sarabun New" w:cs="TH Sarabun New"/>
+          <w:b/>
+          <w:bCs/>
+          <w:sz w:val="32"/>
+          <w:szCs w:val="32"/>
+          <w:cs/>
+        </w:rPr>
+        <w:lastRenderedPageBreak/>
+        <w:t xml:space="preserve">บทที่ 2 </w:t>
+      </w:r>
+    </w:p>
+    <w:p>
+      <w:pPr>
+        <w:jc w:val="center"/>
+        <w:rPr>
+          <w:rFonts w:ascii="TH Sarabun New" w:hAnsi="TH Sarabun New" w:cs="TH Sarabun New"/>
+          <w:b/>
+          <w:bCs/>
+          <w:sz w:val="32"/>
+          <w:szCs w:val="32"/>
+        </w:rPr>
+      </w:pPr>
+      <w:r>
+        <w:rPr>
+          <w:rFonts w:ascii="TH Sarabun New" w:hAnsi="TH Sarabun New" w:cs="TH Sarabun New"/>
+          <w:b/>
+          <w:bCs/>
+          <w:sz w:val="32"/>
+          <w:szCs w:val="32"/>
+          <w:cs/>
+        </w:rPr>
+        <w:t>เอกสารที่เกี่ยวข้อง</w:t>
+      </w:r>
+    </w:p>
+    <w:p>
+      <w:pPr>
+        <w:pStyle w:val="a8"/>
+        <w:numPr>
+          <w:ilvl w:val="0"/>
+          <w:numId w:val="1"/>
+        </w:numPr>
+        <w:rPr>
+          <w:rFonts w:ascii="TH Sarabun New" w:hAnsi="TH Sarabun New" w:cs="TH Sarabun New"/>
+          <w:sz w:val="32"/>
+          <w:szCs w:val="32"/>
+        </w:rPr>
+      </w:pPr>
+      <w:r>
+        <w:rPr>
+          <w:rFonts w:ascii="TH Sarabun New" w:hAnsi="TH Sarabun New" w:cs="TH Sarabun New"/>
+          <w:sz w:val="32"/>
+          <w:szCs w:val="32"/>
+        </w:rPr>
+        <w:t>Arduino UNO R3</w:t>
+      </w:r>
+    </w:p>
+    <w:p>
+      <w:pPr>
+        <w:ind w:left="360"/>
+        <w:rPr>
+          <w:rFonts w:ascii="TH Sarabun New" w:hAnsi="TH Sarabun New" w:cs="TH Sarabun New" w:hint="cs"/>
+          <w:sz w:val="32"/>
+          <w:szCs w:val="32"/>
+          <w:cs/>
+        </w:rPr>
+      </w:pPr>
+    </w:p>
+    <w:p>
+      <w:pPr>
+        <w:rPr>
+          <w:rFonts w:ascii="TH Sarabun New" w:hAnsi="TH Sarabun New" w:cs="TH Sarabun New"/>
+          <w:sz w:val="32"/>
+          <w:szCs w:val="32"/>
+        </w:rPr>
+      </w:pPr>
+    </w:p>
+    <w:p>
+      <w:pPr>
+        <w:rPr>
+          <w:rFonts w:ascii="TH Sarabun New" w:hAnsi="TH Sarabun New" w:cs="TH Sarabun New"/>
+          <w:sz w:val="32"/>
+          <w:szCs w:val="32"/>
+        </w:rPr>
+      </w:pPr>
+    </w:p>
+    <w:p>
+      <w:pPr>
+        <w:rPr>
+          <w:rFonts w:ascii="TH Sarabun New" w:hAnsi="TH Sarabun New" w:cs="TH Sarabun New"/>
+          <w:sz w:val="32"/>
+          <w:szCs w:val="32"/>
+        </w:rPr>
+      </w:pPr>
+    </w:p>
+    <w:p>
+      <w:pPr>
+        <w:rPr>
+          <w:rFonts w:ascii="TH Sarabun New" w:hAnsi="TH Sarabun New" w:cs="TH Sarabun New"/>
+          <w:sz w:val="32"/>
+          <w:szCs w:val="32"/>
+        </w:rPr>
+      </w:pPr>
+    </w:p>
+    <w:p>
+      <w:pPr>
+        <w:rPr>
+          <w:rFonts w:ascii="TH Sarabun New" w:hAnsi="TH Sarabun New" w:cs="TH Sarabun New"/>
+          <w:sz w:val="32"/>
+          <w:szCs w:val="32"/>
+        </w:rPr>
+      </w:pPr>
+    </w:p>
+    <w:p>
+      <w:pPr>
+        <w:rPr>
+          <w:rFonts w:ascii="TH Sarabun New" w:hAnsi="TH Sarabun New" w:cs="TH Sarabun New"/>
+          <w:sz w:val="32"/>
+          <w:szCs w:val="32"/>
+        </w:rPr>
+      </w:pPr>
+    </w:p>
+    <w:p>
+      <w:pPr>
+        <w:rPr>
+          <w:rFonts w:ascii="TH Sarabun New" w:hAnsi="TH Sarabun New" w:cs="TH Sarabun New"/>
+          <w:sz w:val="32"/>
+          <w:szCs w:val="32"/>
+        </w:rPr>
+      </w:pPr>
+    </w:p>
+    <w:p>
+      <w:pPr>
+        <w:rPr>
+          <w:rFonts w:ascii="TH Sarabun New" w:hAnsi="TH Sarabun New" w:cs="TH Sarabun New"/>
+          <w:sz w:val="32"/>
+          <w:szCs w:val="32"/>
+        </w:rPr>
+      </w:pPr>
+    </w:p>
+    <w:p>
+      <w:pPr>
+        <w:rPr>
+          <w:rFonts w:ascii="TH Sarabun New" w:hAnsi="TH Sarabun New" w:cs="TH Sarabun New"/>
+          <w:sz w:val="32"/>
+          <w:szCs w:val="32"/>
+        </w:rPr>
+      </w:pPr>
+      <w:r>
+        <w:rPr>
+          <w:rFonts w:ascii="TH Sarabun New" w:hAnsi="TH Sarabun New" w:cs="TH Sarabun New" w:hint="cs"/>
+          <w:sz w:val="32"/>
+          <w:szCs w:val="32"/>
+          <w:cs/>
+        </w:rPr>
+        <w:t>อุปกรณ์ที่ใช้</w:t>
+      </w:r>
+    </w:p>
+    <w:tbl>
+      <w:tblPr>
+        <w:tblStyle w:val="a9"/>
+        <w:tblW w:w="0" w:type="auto"/>
+        <w:tblLook w:val="04A0" w:firstRow="1" w:lastRow="0" w:firstColumn="1" w:lastColumn="0" w:noHBand="0" w:noVBand="1"/>
+      </w:tblPr>
+      <w:tblGrid>
+        <w:gridCol w:w="988"/>
+        <w:gridCol w:w="5022"/>
+        <w:gridCol w:w="3006"/>
+      </w:tblGrid>
+      <w:tr>
+        <w:tc>
+          <w:tcPr>
+            <w:tcW w:w="988" w:type="dxa"/>
+          </w:tcPr>
+          <w:p>
+            <w:pPr>
+              <w:jc w:val="center"/>
+              <w:rPr>
+                <w:rFonts w:ascii="TH Sarabun New" w:hAnsi="TH Sarabun New" w:cs="TH Sarabun New" w:hint="cs"/>
+                <w:sz w:val="32"/>
+                <w:szCs w:val="32"/>
+              </w:rPr>
+            </w:pPr>
+            <w:r>
+              <w:rPr>
+                <w:rFonts w:ascii="TH Sarabun New" w:hAnsi="TH Sarabun New" w:cs="TH Sarabun New" w:hint="cs"/>
+                <w:sz w:val="32"/>
+                <w:szCs w:val="32"/>
+                <w:cs/>
+              </w:rPr>
+              <w:t>ลำดับ</w:t>
+            </w:r>
+          </w:p>
+        </w:tc>
+        <w:tc>
+          <w:tcPr>
+            <w:tcW w:w="5022" w:type="dxa"/>
+          </w:tcPr>
+          <w:p>
+            <w:pPr>
+              <w:jc w:val="center"/>
+              <w:rPr>
+                <w:rFonts w:ascii="TH Sarabun New" w:hAnsi="TH Sarabun New" w:cs="TH Sarabun New" w:hint="cs"/>
+                <w:sz w:val="32"/>
+                <w:szCs w:val="32"/>
+              </w:rPr>
+            </w:pPr>
+            <w:r>
+              <w:rPr>
+                <w:rFonts w:ascii="TH Sarabun New" w:hAnsi="TH Sarabun New" w:cs="TH Sarabun New" w:hint="cs"/>
+                <w:sz w:val="32"/>
+                <w:szCs w:val="32"/>
+                <w:cs/>
+              </w:rPr>
+              <w:t>ชื่ออุปกรณ์</w:t>
+            </w:r>
+          </w:p>
+        </w:tc>
+        <w:tc>
+          <w:tcPr>
+            <w:tcW w:w="3006" w:type="dxa"/>
+          </w:tcPr>
+          <w:p>
+            <w:pPr>
+              <w:jc w:val="center"/>
+              <w:rPr>
+                <w:rFonts w:ascii="TH Sarabun New" w:hAnsi="TH Sarabun New" w:cs="TH Sarabun New" w:hint="cs"/>
+                <w:sz w:val="32"/>
+                <w:szCs w:val="32"/>
+              </w:rPr>
+            </w:pPr>
+            <w:r>
+              <w:rPr>
+                <w:rFonts w:ascii="TH Sarabun New" w:hAnsi="TH Sarabun New" w:cs="TH Sarabun New" w:hint="cs"/>
+                <w:sz w:val="32"/>
+                <w:szCs w:val="32"/>
+                <w:cs/>
+              </w:rPr>
+              <w:t>จำนวน</w:t>
+            </w:r>
+          </w:p>
+        </w:tc>
+      </w:tr>
+      <w:tr>
+        <w:tc>
+          <w:tcPr>
+            <w:tcW w:w="988" w:type="dxa"/>
+          </w:tcPr>
+          <w:p>
+            <w:pPr>
+              <w:jc w:val="center"/>
+              <w:rPr>
+                <w:rFonts w:ascii="TH Sarabun New" w:hAnsi="TH Sarabun New" w:cs="TH Sarabun New"/>
+                <w:sz w:val="32"/>
+                <w:szCs w:val="32"/>
+              </w:rPr>
+            </w:pPr>
+            <w:r>
+              <w:rPr>
+                <w:rFonts w:ascii="TH Sarabun New" w:hAnsi="TH Sarabun New" w:cs="TH Sarabun New" w:hint="cs"/>
+                <w:sz w:val="32"/>
+                <w:szCs w:val="32"/>
+                <w:cs/>
+              </w:rPr>
+              <w:t>1</w:t>
+            </w:r>
+            <w:r>
+              <w:rPr>
+                <w:rFonts w:ascii="TH Sarabun New" w:hAnsi="TH Sarabun New" w:cs="TH Sarabun New"/>
+                <w:sz w:val="32"/>
+                <w:szCs w:val="32"/>
+              </w:rPr>
+              <w:t>.</w:t>
+            </w:r>
+          </w:p>
+        </w:tc>
+        <w:tc>
+          <w:tcPr>
+            <w:tcW w:w="5022" w:type="dxa"/>
+          </w:tcPr>
+          <w:p>
+            <w:pPr>
+              <w:jc w:val="center"/>
+              <w:rPr>
+                <w:rFonts w:ascii="TH Sarabun New" w:hAnsi="TH Sarabun New" w:cs="TH Sarabun New" w:hint="cs"/>
+                <w:sz w:val="32"/>
+                <w:szCs w:val="32"/>
+              </w:rPr>
+            </w:pPr>
+            <w:r>
+              <w:rPr>
+                <w:rFonts w:ascii="TH Sarabun New" w:hAnsi="TH Sarabun New" w:cs="TH Sarabun New"/>
+                <w:sz w:val="32"/>
+                <w:szCs w:val="32"/>
+              </w:rPr>
+              <w:t>Arduino UNO R3</w:t>
+            </w:r>
+          </w:p>
+        </w:tc>
+        <w:tc>
+          <w:tcPr>
+            <w:tcW w:w="3006" w:type="dxa"/>
+          </w:tcPr>
+          <w:p>
+            <w:pPr>
+              <w:jc w:val="center"/>
+              <w:rPr>
+                <w:rFonts w:ascii="TH Sarabun New" w:hAnsi="TH Sarabun New" w:cs="TH Sarabun New" w:hint="cs"/>
+                <w:sz w:val="32"/>
+                <w:szCs w:val="32"/>
+              </w:rPr>
+            </w:pPr>
+          </w:p>
+        </w:tc>
+      </w:tr>
+      <w:tr>
+        <w:tc>
+          <w:tcPr>
+            <w:tcW w:w="988" w:type="dxa"/>
+          </w:tcPr>
+          <w:p>
+            <w:pPr>
+              <w:jc w:val="center"/>
+              <w:rPr>
+                <w:rFonts w:ascii="TH Sarabun New" w:hAnsi="TH Sarabun New" w:cs="TH Sarabun New" w:hint="cs"/>
+                <w:sz w:val="32"/>
+                <w:szCs w:val="32"/>
+              </w:rPr>
+            </w:pPr>
+            <w:r>
+              <w:rPr>
+                <w:rFonts w:ascii="TH Sarabun New" w:hAnsi="TH Sarabun New" w:cs="TH Sarabun New" w:hint="cs"/>
+                <w:sz w:val="32"/>
+                <w:szCs w:val="32"/>
+                <w:cs/>
+              </w:rPr>
+              <w:t>2</w:t>
+            </w:r>
+            <w:r>
+              <w:rPr>
+                <w:rFonts w:ascii="TH Sarabun New" w:hAnsi="TH Sarabun New" w:cs="TH Sarabun New"/>
+                <w:sz w:val="32"/>
+                <w:szCs w:val="32"/>
+              </w:rPr>
+              <w:t>.</w:t>
+            </w:r>
+          </w:p>
+        </w:tc>
+        <w:tc>
+          <w:tcPr>
+            <w:tcW w:w="5022" w:type="dxa"/>
+          </w:tcPr>
+          <w:p>
+            <w:pPr>
+              <w:jc w:val="center"/>
+              <w:rPr>
+                <w:rFonts w:ascii="TH Sarabun New" w:hAnsi="TH Sarabun New" w:cs="TH Sarabun New" w:hint="cs"/>
+                <w:sz w:val="32"/>
+                <w:szCs w:val="32"/>
+              </w:rPr>
+            </w:pPr>
+            <w:r>
+              <w:rPr>
+                <w:rFonts w:ascii="TH Sarabun New" w:hAnsi="TH Sarabun New" w:cs="TH Sarabun New"/>
+                <w:sz w:val="32"/>
+                <w:szCs w:val="32"/>
+              </w:rPr>
+              <w:t>ESP32</w:t>
+            </w:r>
+          </w:p>
+        </w:tc>
+        <w:tc>
+          <w:tcPr>
+            <w:tcW w:w="3006" w:type="dxa"/>
+          </w:tcPr>
+          <w:p>
+            <w:pPr>
+              <w:jc w:val="center"/>
+              <w:rPr>
+                <w:rFonts w:ascii="TH Sarabun New" w:hAnsi="TH Sarabun New" w:cs="TH Sarabun New" w:hint="cs"/>
+                <w:sz w:val="32"/>
+                <w:szCs w:val="32"/>
+              </w:rPr>
+            </w:pPr>
+          </w:p>
+        </w:tc>
+      </w:tr>
+      <w:tr>
+        <w:tc>
+          <w:tcPr>
+            <w:tcW w:w="988" w:type="dxa"/>
+          </w:tcPr>
+          <w:p>
+            <w:pPr>
+              <w:jc w:val="center"/>
+              <w:rPr>
+                <w:rFonts w:ascii="TH Sarabun New" w:hAnsi="TH Sarabun New" w:cs="TH Sarabun New" w:hint="cs"/>
+                <w:sz w:val="32"/>
+                <w:szCs w:val="32"/>
+              </w:rPr>
+            </w:pPr>
+            <w:r>
+              <w:rPr>
+                <w:rFonts w:ascii="TH Sarabun New" w:hAnsi="TH Sarabun New" w:cs="TH Sarabun New" w:hint="cs"/>
+                <w:sz w:val="32"/>
+                <w:szCs w:val="32"/>
+                <w:cs/>
+              </w:rPr>
+              <w:t>3</w:t>
+            </w:r>
+            <w:r>
+              <w:rPr>
+                <w:rFonts w:ascii="TH Sarabun New" w:hAnsi="TH Sarabun New" w:cs="TH Sarabun New"/>
+                <w:sz w:val="32"/>
+                <w:szCs w:val="32"/>
+              </w:rPr>
+              <w:t>.</w:t>
+            </w:r>
+          </w:p>
+        </w:tc>
+        <w:tc>
+          <w:tcPr>
+            <w:tcW w:w="5022" w:type="dxa"/>
+          </w:tcPr>
+          <w:p>
+            <w:pPr>
+              <w:jc w:val="center"/>
+              <w:rPr>
+                <w:rFonts w:ascii="TH Sarabun New" w:hAnsi="TH Sarabun New" w:cs="TH Sarabun New" w:hint="cs"/>
+                <w:sz w:val="32"/>
+                <w:szCs w:val="32"/>
+              </w:rPr>
+            </w:pPr>
+            <w:r>
+              <w:rPr>
+                <w:rFonts w:ascii="TH Sarabun New" w:hAnsi="TH Sarabun New" w:cs="TH Sarabun New"/>
+                <w:sz w:val="32"/>
+                <w:szCs w:val="32"/>
+              </w:rPr>
+              <w:t>RFID Card Reader/Detector Module Kit (RC522)</w:t>
+            </w:r>
+          </w:p>
+        </w:tc>
+        <w:tc>
+          <w:tcPr>
+            <w:tcW w:w="3006" w:type="dxa"/>
+          </w:tcPr>
+          <w:p>
+            <w:pPr>
+              <w:jc w:val="center"/>
+              <w:rPr>
+                <w:rFonts w:ascii="TH Sarabun New" w:hAnsi="TH Sarabun New" w:cs="TH Sarabun New" w:hint="cs"/>
+                <w:sz w:val="32"/>
+                <w:szCs w:val="32"/>
+              </w:rPr>
+            </w:pPr>
+          </w:p>
+        </w:tc>
+      </w:tr>
+      <w:tr>
+        <w:tc>
+          <w:tcPr>
+            <w:tcW w:w="988" w:type="dxa"/>
+          </w:tcPr>
+          <w:p>
+            <w:pPr>
+              <w:jc w:val="center"/>
+              <w:rPr>
+                <w:rFonts w:ascii="TH Sarabun New" w:hAnsi="TH Sarabun New" w:cs="TH Sarabun New" w:hint="cs"/>
+                <w:sz w:val="32"/>
+                <w:szCs w:val="32"/>
+              </w:rPr>
+            </w:pPr>
+            <w:r>
+              <w:rPr>
+                <w:rFonts w:ascii="TH Sarabun New" w:hAnsi="TH Sarabun New" w:cs="TH Sarabun New" w:hint="cs"/>
+                <w:sz w:val="32"/>
+                <w:szCs w:val="32"/>
+                <w:cs/>
+              </w:rPr>
+              <w:t>4</w:t>
+            </w:r>
+            <w:r>
+              <w:rPr>
+                <w:rFonts w:ascii="TH Sarabun New" w:hAnsi="TH Sarabun New" w:cs="TH Sarabun New"/>
+                <w:sz w:val="32"/>
+                <w:szCs w:val="32"/>
+              </w:rPr>
+              <w:t>.</w:t>
+            </w:r>
+          </w:p>
+        </w:tc>
+        <w:tc>
+          <w:tcPr>
+            <w:tcW w:w="5022" w:type="dxa"/>
+          </w:tcPr>
+          <w:p>
+            <w:pPr>
+              <w:jc w:val="center"/>
+              <w:rPr>
+                <w:rFonts w:ascii="TH Sarabun New" w:hAnsi="TH Sarabun New" w:cs="TH Sarabun New" w:hint="cs"/>
+                <w:sz w:val="32"/>
+                <w:szCs w:val="32"/>
+              </w:rPr>
+            </w:pPr>
+            <w:r>
+              <w:rPr>
+                <w:rFonts w:ascii="TH Sarabun New" w:hAnsi="TH Sarabun New" w:cs="TH Sarabun New"/>
+                <w:sz w:val="32"/>
+                <w:szCs w:val="32"/>
+              </w:rPr>
+              <w:t>2004 LCD (Blue Screen) 20x4 LCD</w:t>
+            </w:r>
+            <w:r>
+              <w:rPr>
+                <w:rFonts w:ascii="TH Sarabun New" w:hAnsi="TH Sarabun New" w:cs="TH Sarabun New"/>
+                <w:sz w:val="32"/>
+                <w:szCs w:val="32"/>
+              </w:rPr>
+              <w:t xml:space="preserve"> I2C</w:t>
+            </w:r>
+          </w:p>
+        </w:tc>
+        <w:tc>
+          <w:tcPr>
+            <w:tcW w:w="3006" w:type="dxa"/>
+          </w:tcPr>
+          <w:p>
+            <w:pPr>
+              <w:jc w:val="center"/>
+              <w:rPr>
+                <w:rFonts w:ascii="TH Sarabun New" w:hAnsi="TH Sarabun New" w:cs="TH Sarabun New" w:hint="cs"/>
+                <w:sz w:val="32"/>
+                <w:szCs w:val="32"/>
+              </w:rPr>
+            </w:pPr>
+          </w:p>
+        </w:tc>
+      </w:tr>
+      <w:tr>
+        <w:tc>
+          <w:tcPr>
+            <w:tcW w:w="988" w:type="dxa"/>
+          </w:tcPr>
+          <w:p>
+            <w:pPr>
+              <w:jc w:val="center"/>
+              <w:rPr>
+                <w:rFonts w:ascii="TH Sarabun New" w:hAnsi="TH Sarabun New" w:cs="TH Sarabun New" w:hint="cs"/>
+                <w:sz w:val="32"/>
+                <w:szCs w:val="32"/>
+              </w:rPr>
+            </w:pPr>
+            <w:r>
+              <w:rPr>
+                <w:rFonts w:ascii="TH Sarabun New" w:hAnsi="TH Sarabun New" w:cs="TH Sarabun New" w:hint="cs"/>
+                <w:sz w:val="32"/>
+                <w:szCs w:val="32"/>
+                <w:cs/>
+              </w:rPr>
+              <w:t>5</w:t>
+            </w:r>
+            <w:r>
+              <w:rPr>
+                <w:rFonts w:ascii="TH Sarabun New" w:hAnsi="TH Sarabun New" w:cs="TH Sarabun New"/>
+                <w:sz w:val="32"/>
+                <w:szCs w:val="32"/>
+              </w:rPr>
+              <w:t>.</w:t>
+            </w:r>
+          </w:p>
+        </w:tc>
+        <w:tc>
+          <w:tcPr>
+            <w:tcW w:w="5022" w:type="dxa"/>
+          </w:tcPr>
+          <w:p>
+            <w:pPr>
+              <w:jc w:val="center"/>
+              <w:rPr>
+                <w:rFonts w:ascii="TH Sarabun New" w:hAnsi="TH Sarabun New" w:cs="TH Sarabun New" w:hint="cs"/>
+                <w:sz w:val="32"/>
+                <w:szCs w:val="32"/>
+              </w:rPr>
+            </w:pPr>
+            <w:r>
+              <w:rPr>
+                <w:rFonts w:ascii="TH Sarabun New" w:hAnsi="TH Sarabun New" w:cs="TH Sarabun New"/>
+                <w:sz w:val="32"/>
+                <w:szCs w:val="32"/>
+              </w:rPr>
+              <w:t>Tag Card</w:t>
+            </w:r>
+          </w:p>
+        </w:tc>
+        <w:tc>
+          <w:tcPr>
+            <w:tcW w:w="3006" w:type="dxa"/>
+          </w:tcPr>
+          <w:p>
+            <w:pPr>
+              <w:jc w:val="center"/>
+              <w:rPr>
+                <w:rFonts w:ascii="TH Sarabun New" w:hAnsi="TH Sarabun New" w:cs="TH Sarabun New" w:hint="cs"/>
+                <w:sz w:val="32"/>
+                <w:szCs w:val="32"/>
+              </w:rPr>
+            </w:pPr>
+          </w:p>
+        </w:tc>
+      </w:tr>
+      <w:tr>
+        <w:tc>
+          <w:tcPr>
+            <w:tcW w:w="988" w:type="dxa"/>
+          </w:tcPr>
+          <w:p>
+            <w:pPr>
+              <w:jc w:val="center"/>
+              <w:rPr>
+                <w:rFonts w:ascii="TH Sarabun New" w:hAnsi="TH Sarabun New" w:cs="TH Sarabun New" w:hint="cs"/>
+                <w:sz w:val="32"/>
+                <w:szCs w:val="32"/>
+              </w:rPr>
+            </w:pPr>
+            <w:r>
+              <w:rPr>
+                <w:rFonts w:ascii="TH Sarabun New" w:hAnsi="TH Sarabun New" w:cs="TH Sarabun New" w:hint="cs"/>
+                <w:sz w:val="32"/>
+                <w:szCs w:val="32"/>
+                <w:cs/>
+              </w:rPr>
+              <w:t>6</w:t>
+            </w:r>
+            <w:r>
+              <w:rPr>
+                <w:rFonts w:ascii="TH Sarabun New" w:hAnsi="TH Sarabun New" w:cs="TH Sarabun New"/>
+                <w:sz w:val="32"/>
+                <w:szCs w:val="32"/>
+              </w:rPr>
+              <w:t>.</w:t>
+            </w:r>
+          </w:p>
+        </w:tc>
+        <w:tc>
+          <w:tcPr>
+            <w:tcW w:w="5022" w:type="dxa"/>
+          </w:tcPr>
+          <w:p>
+            <w:pPr>
+              <w:jc w:val="center"/>
+              <w:rPr>
+                <w:rFonts w:ascii="TH Sarabun New" w:hAnsi="TH Sarabun New" w:cs="TH Sarabun New" w:hint="cs"/>
+                <w:sz w:val="32"/>
+                <w:szCs w:val="32"/>
+              </w:rPr>
+            </w:pPr>
+            <w:r>
+              <w:rPr>
+                <w:rFonts w:ascii="TH Sarabun New" w:hAnsi="TH Sarabun New" w:cs="TH Sarabun New"/>
+                <w:sz w:val="32"/>
+                <w:szCs w:val="32"/>
+              </w:rPr>
+              <w:t>4x4 Matrix Keypad Module</w:t>
+            </w:r>
+          </w:p>
+        </w:tc>
+        <w:tc>
+          <w:tcPr>
+            <w:tcW w:w="3006" w:type="dxa"/>
+          </w:tcPr>
+          <w:p>
+            <w:pPr>
+              <w:jc w:val="center"/>
+              <w:rPr>
+                <w:rFonts w:ascii="TH Sarabun New" w:hAnsi="TH Sarabun New" w:cs="TH Sarabun New" w:hint="cs"/>
+                <w:sz w:val="32"/>
+                <w:szCs w:val="32"/>
+              </w:rPr>
+            </w:pPr>
+          </w:p>
+        </w:tc>
+      </w:tr>
+      <w:tr>
+        <w:tc>
+          <w:tcPr>
+            <w:tcW w:w="988" w:type="dxa"/>
+          </w:tcPr>
+          <w:p>
+            <w:pPr>
+              <w:jc w:val="center"/>
+              <w:rPr>
+                <w:rFonts w:ascii="TH Sarabun New" w:hAnsi="TH Sarabun New" w:cs="TH Sarabun New" w:hint="cs"/>
+                <w:sz w:val="32"/>
+                <w:szCs w:val="32"/>
+              </w:rPr>
+            </w:pPr>
+            <w:r>
+              <w:rPr>
+                <w:rFonts w:ascii="TH Sarabun New" w:hAnsi="TH Sarabun New" w:cs="TH Sarabun New" w:hint="cs"/>
+                <w:sz w:val="32"/>
+                <w:szCs w:val="32"/>
+                <w:cs/>
+              </w:rPr>
+              <w:t>7</w:t>
+            </w:r>
+            <w:r>
+              <w:rPr>
+                <w:rFonts w:ascii="TH Sarabun New" w:hAnsi="TH Sarabun New" w:cs="TH Sarabun New"/>
+                <w:sz w:val="32"/>
+                <w:szCs w:val="32"/>
+              </w:rPr>
+              <w:t>.</w:t>
+            </w:r>
+          </w:p>
+        </w:tc>
+        <w:tc>
+          <w:tcPr>
+            <w:tcW w:w="5022" w:type="dxa"/>
+          </w:tcPr>
+          <w:p>
+            <w:pPr>
+              <w:jc w:val="center"/>
+              <w:rPr>
+                <w:rFonts w:ascii="TH Sarabun New" w:hAnsi="TH Sarabun New" w:cs="TH Sarabun New" w:hint="cs"/>
+                <w:sz w:val="32"/>
+                <w:szCs w:val="32"/>
+              </w:rPr>
+            </w:pPr>
+            <w:r>
+              <w:rPr>
+                <w:rFonts w:ascii="TH Sarabun New" w:hAnsi="TH Sarabun New" w:cs="TH Sarabun New"/>
+                <w:sz w:val="32"/>
+                <w:szCs w:val="32"/>
+              </w:rPr>
+              <w:t xml:space="preserve">PCF8574AT </w:t>
+            </w:r>
+          </w:p>
+        </w:tc>
+        <w:tc>
+          <w:tcPr>
+            <w:tcW w:w="3006" w:type="dxa"/>
+          </w:tcPr>
+          <w:p>
+            <w:pPr>
+              <w:jc w:val="center"/>
+              <w:rPr>
+                <w:rFonts w:ascii="TH Sarabun New" w:hAnsi="TH Sarabun New" w:cs="TH Sarabun New" w:hint="cs"/>
+                <w:sz w:val="32"/>
+                <w:szCs w:val="32"/>
+              </w:rPr>
+            </w:pPr>
+          </w:p>
+        </w:tc>
+      </w:tr>
+      <w:tr>
+        <w:tc>
+          <w:tcPr>
+            <w:tcW w:w="988" w:type="dxa"/>
+          </w:tcPr>
+          <w:p>
+            <w:pPr>
+              <w:jc w:val="center"/>
+              <w:rPr>
+                <w:rFonts w:ascii="TH Sarabun New" w:hAnsi="TH Sarabun New" w:cs="TH Sarabun New" w:hint="cs"/>
+                <w:sz w:val="32"/>
+                <w:szCs w:val="32"/>
+                <w:cs/>
+              </w:rPr>
+            </w:pPr>
+            <w:r>
+              <w:rPr>
+                <w:rFonts w:ascii="TH Sarabun New" w:hAnsi="TH Sarabun New" w:cs="TH Sarabun New"/>
+                <w:sz w:val="32"/>
+                <w:szCs w:val="32"/>
+              </w:rPr>
+              <w:t>8.</w:t>
+            </w:r>
+          </w:p>
+        </w:tc>
+        <w:tc>
+          <w:tcPr>
+            <w:tcW w:w="5022" w:type="dxa"/>
+          </w:tcPr>
+          <w:p>
+            <w:pPr>
+              <w:jc w:val="center"/>
+              <w:rPr>
+                <w:rFonts w:ascii="TH Sarabun New" w:hAnsi="TH Sarabun New" w:cs="TH Sarabun New"/>
+                <w:sz w:val="32"/>
+                <w:szCs w:val="32"/>
+              </w:rPr>
+            </w:pPr>
+            <w:r>
+              <w:rPr>
+                <w:rFonts w:ascii="TH Sarabun New" w:hAnsi="TH Sarabun New" w:cs="TH Sarabun New"/>
+                <w:sz w:val="32"/>
+                <w:szCs w:val="32"/>
+              </w:rPr>
+              <w:t>fingerprint AS608 module</w:t>
+            </w:r>
+          </w:p>
+        </w:tc>
+        <w:tc>
+          <w:tcPr>
+            <w:tcW w:w="3006" w:type="dxa"/>
+          </w:tcPr>
+          <w:p>
+            <w:pPr>
+              <w:jc w:val="center"/>
+              <w:rPr>
+                <w:rFonts w:ascii="TH Sarabun New" w:hAnsi="TH Sarabun New" w:cs="TH Sarabun New" w:hint="cs"/>
+                <w:sz w:val="32"/>
+                <w:szCs w:val="32"/>
+              </w:rPr>
+            </w:pPr>
+          </w:p>
+        </w:tc>
+      </w:tr>
+      <w:tr>
+        <w:tc>
+          <w:tcPr>
+            <w:tcW w:w="988" w:type="dxa"/>
+          </w:tcPr>
+          <w:p>
+            <w:pPr>
+              <w:jc w:val="center"/>
+              <w:rPr>
+                <w:rFonts w:ascii="TH Sarabun New" w:hAnsi="TH Sarabun New" w:cs="TH Sarabun New" w:hint="cs"/>
+                <w:sz w:val="32"/>
+                <w:szCs w:val="32"/>
+                <w:cs/>
+              </w:rPr>
+            </w:pPr>
+            <w:r>
+              <w:rPr>
+                <w:rFonts w:ascii="TH Sarabun New" w:hAnsi="TH Sarabun New" w:cs="TH Sarabun New"/>
+                <w:sz w:val="32"/>
+                <w:szCs w:val="32"/>
+              </w:rPr>
+              <w:t>9.</w:t>
+            </w:r>
+          </w:p>
+        </w:tc>
+        <w:tc>
+          <w:tcPr>
+            <w:tcW w:w="5022" w:type="dxa"/>
+          </w:tcPr>
+          <w:p>
+            <w:pPr>
+              <w:jc w:val="center"/>
+              <w:rPr>
+                <w:rFonts w:ascii="TH Sarabun New" w:hAnsi="TH Sarabun New" w:cs="TH Sarabun New"/>
+                <w:sz w:val="32"/>
+                <w:szCs w:val="32"/>
+              </w:rPr>
+            </w:pPr>
+            <w:r>
+              <w:rPr>
+                <w:rFonts w:ascii="TH Sarabun New" w:hAnsi="TH Sarabun New" w:cs="TH Sarabun New"/>
+                <w:sz w:val="32"/>
+                <w:szCs w:val="32"/>
+              </w:rPr>
+              <w:t>USB Type C</w:t>
+            </w:r>
+          </w:p>
+        </w:tc>
+        <w:tc>
+          <w:tcPr>
+            <w:tcW w:w="3006" w:type="dxa"/>
+          </w:tcPr>
+          <w:p>
+            <w:pPr>
+              <w:jc w:val="center"/>
+              <w:rPr>
+                <w:rFonts w:ascii="TH Sarabun New" w:hAnsi="TH Sarabun New" w:cs="TH Sarabun New" w:hint="cs"/>
+                <w:sz w:val="32"/>
+                <w:szCs w:val="32"/>
+              </w:rPr>
+            </w:pPr>
+          </w:p>
+        </w:tc>
+      </w:tr>
+      <w:tr>
+        <w:tc>
+          <w:tcPr>
+            <w:tcW w:w="988" w:type="dxa"/>
+          </w:tcPr>
+          <w:p>
+            <w:pPr>
+              <w:jc w:val="center"/>
+              <w:rPr>
+                <w:rFonts w:ascii="TH Sarabun New" w:hAnsi="TH Sarabun New" w:cs="TH Sarabun New" w:hint="cs"/>
+                <w:sz w:val="32"/>
+                <w:szCs w:val="32"/>
+                <w:cs/>
+              </w:rPr>
+            </w:pPr>
+            <w:r>
+              <w:rPr>
+                <w:rFonts w:ascii="TH Sarabun New" w:hAnsi="TH Sarabun New" w:cs="TH Sarabun New"/>
+                <w:sz w:val="32"/>
+                <w:szCs w:val="32"/>
+              </w:rPr>
+              <w:t>10.</w:t>
+            </w:r>
+          </w:p>
+        </w:tc>
+        <w:tc>
+          <w:tcPr>
+            <w:tcW w:w="5022" w:type="dxa"/>
+          </w:tcPr>
+          <w:p>
+            <w:pPr>
+              <w:jc w:val="center"/>
+              <w:rPr>
+                <w:rFonts w:ascii="TH Sarabun New" w:hAnsi="TH Sarabun New" w:cs="TH Sarabun New"/>
+                <w:sz w:val="32"/>
+                <w:szCs w:val="32"/>
+              </w:rPr>
+            </w:pPr>
+            <w:r>
+              <w:rPr>
+                <w:rFonts w:ascii="TH Sarabun New" w:hAnsi="TH Sarabun New" w:cs="TH Sarabun New"/>
+                <w:sz w:val="32"/>
+                <w:szCs w:val="32"/>
+              </w:rPr>
+              <w:t>2.8 TFT SPI 240x320 v1.1 (ILI9341)</w:t>
+            </w:r>
+          </w:p>
+        </w:tc>
+        <w:tc>
+          <w:tcPr>
+            <w:tcW w:w="3006" w:type="dxa"/>
+          </w:tcPr>
+          <w:p>
+            <w:pPr>
+              <w:jc w:val="center"/>
+              <w:rPr>
+                <w:rFonts w:ascii="TH Sarabun New" w:hAnsi="TH Sarabun New" w:cs="TH Sarabun New" w:hint="cs"/>
+                <w:sz w:val="32"/>
+                <w:szCs w:val="32"/>
+              </w:rPr>
+            </w:pPr>
+          </w:p>
+        </w:tc>
+      </w:tr>
+      <w:tr>
+        <w:tc>
+          <w:tcPr>
+            <w:tcW w:w="988" w:type="dxa"/>
+          </w:tcPr>
+          <w:p>
+            <w:pPr>
+              <w:jc w:val="center"/>
+              <w:rPr>
+                <w:rFonts w:ascii="TH Sarabun New" w:hAnsi="TH Sarabun New" w:cs="TH Sarabun New" w:hint="cs"/>
+                <w:sz w:val="32"/>
+                <w:szCs w:val="32"/>
+                <w:cs/>
+              </w:rPr>
+            </w:pPr>
+            <w:r>
+              <w:rPr>
+                <w:rFonts w:ascii="TH Sarabun New" w:hAnsi="TH Sarabun New" w:cs="TH Sarabun New"/>
+                <w:sz w:val="32"/>
+                <w:szCs w:val="32"/>
+              </w:rPr>
+              <w:t>11.</w:t>
+            </w:r>
+          </w:p>
+        </w:tc>
+        <w:tc>
+          <w:tcPr>
+            <w:tcW w:w="5022" w:type="dxa"/>
+          </w:tcPr>
+          <w:p>
+            <w:pPr>
+              <w:jc w:val="center"/>
+              <w:rPr>
+                <w:rFonts w:ascii="TH Sarabun New" w:hAnsi="TH Sarabun New" w:cs="TH Sarabun New"/>
+                <w:sz w:val="32"/>
+                <w:szCs w:val="32"/>
+              </w:rPr>
+            </w:pPr>
+            <w:r>
+              <w:rPr>
+                <w:rFonts w:ascii="TH Sarabun New" w:hAnsi="TH Sarabun New" w:cs="TH Sarabun New"/>
+                <w:sz w:val="32"/>
+                <w:szCs w:val="32"/>
+              </w:rPr>
+              <w:t>SD Card</w:t>
+            </w:r>
+          </w:p>
+        </w:tc>
+        <w:tc>
+          <w:tcPr>
+            <w:tcW w:w="3006" w:type="dxa"/>
+          </w:tcPr>
+          <w:p>
+            <w:pPr>
+              <w:jc w:val="center"/>
+              <w:rPr>
+                <w:rFonts w:ascii="TH Sarabun New" w:hAnsi="TH Sarabun New" w:cs="TH Sarabun New" w:hint="cs"/>
+                <w:sz w:val="32"/>
+                <w:szCs w:val="32"/>
+              </w:rPr>
+            </w:pPr>
+          </w:p>
+        </w:tc>
+      </w:tr>
+      <w:tr>
+        <w:tc>
+          <w:tcPr>
+            <w:tcW w:w="988" w:type="dxa"/>
+          </w:tcPr>
+          <w:p>
+            <w:pPr>
+              <w:jc w:val="center"/>
+              <w:rPr>
+                <w:rFonts w:ascii="TH Sarabun New" w:hAnsi="TH Sarabun New" w:cs="TH Sarabun New" w:hint="cs"/>
+                <w:sz w:val="32"/>
+                <w:szCs w:val="32"/>
+                <w:cs/>
+              </w:rPr>
+            </w:pPr>
+            <w:r>
+              <w:rPr>
+                <w:rFonts w:ascii="TH Sarabun New" w:hAnsi="TH Sarabun New" w:cs="TH Sarabun New"/>
+                <w:sz w:val="32"/>
+                <w:szCs w:val="32"/>
+              </w:rPr>
+              <w:t>12.</w:t>
+            </w:r>
+          </w:p>
+        </w:tc>
+        <w:tc>
+          <w:tcPr>
+            <w:tcW w:w="5022" w:type="dxa"/>
+          </w:tcPr>
+          <w:p>
+            <w:pPr>
+              <w:jc w:val="center"/>
+              <w:rPr>
+                <w:rFonts w:ascii="TH Sarabun New" w:hAnsi="TH Sarabun New" w:cs="TH Sarabun New"/>
+                <w:sz w:val="32"/>
+                <w:szCs w:val="32"/>
+              </w:rPr>
+            </w:pPr>
+            <w:r>
+              <w:rPr>
+                <w:rFonts w:ascii="TH Sarabun New" w:hAnsi="TH Sarabun New" w:cs="TH Sarabun New"/>
+                <w:sz w:val="32"/>
+                <w:szCs w:val="32"/>
+              </w:rPr>
+              <w:t>Breadboard</w:t>
+            </w:r>
+          </w:p>
+        </w:tc>
+        <w:tc>
+          <w:tcPr>
+            <w:tcW w:w="3006" w:type="dxa"/>
+          </w:tcPr>
+          <w:p>
+            <w:pPr>
+              <w:jc w:val="center"/>
+              <w:rPr>
+                <w:rFonts w:ascii="TH Sarabun New" w:hAnsi="TH Sarabun New" w:cs="TH Sarabun New" w:hint="cs"/>
+                <w:sz w:val="32"/>
+                <w:szCs w:val="32"/>
+              </w:rPr>
+            </w:pPr>
+          </w:p>
+        </w:tc>
+      </w:tr>
+      <w:tr>
+        <w:tc>
+          <w:tcPr>
+            <w:tcW w:w="988" w:type="dxa"/>
+          </w:tcPr>
+          <w:p>
+            <w:pPr>
+              <w:jc w:val="center"/>
+              <w:rPr>
+                <w:rFonts w:ascii="TH Sarabun New" w:hAnsi="TH Sarabun New" w:cs="TH Sarabun New"/>
+                <w:sz w:val="32"/>
+                <w:szCs w:val="32"/>
+              </w:rPr>
+            </w:pPr>
+            <w:r>
+              <w:rPr>
+                <w:rFonts w:ascii="TH Sarabun New" w:hAnsi="TH Sarabun New" w:cs="TH Sarabun New"/>
+                <w:sz w:val="32"/>
+                <w:szCs w:val="32"/>
+              </w:rPr>
+              <w:lastRenderedPageBreak/>
+              <w:t>13.</w:t>
+            </w:r>
+          </w:p>
+        </w:tc>
+        <w:tc>
+          <w:tcPr>
+            <w:tcW w:w="5022" w:type="dxa"/>
+          </w:tcPr>
+          <w:p>
+            <w:pPr>
+              <w:jc w:val="center"/>
+              <w:rPr>
+                <w:rFonts w:ascii="TH Sarabun New" w:hAnsi="TH Sarabun New" w:cs="TH Sarabun New"/>
+                <w:sz w:val="32"/>
+                <w:szCs w:val="32"/>
+              </w:rPr>
+            </w:pPr>
+          </w:p>
+        </w:tc>
+        <w:tc>
+          <w:tcPr>
+            <w:tcW w:w="3006" w:type="dxa"/>
+          </w:tcPr>
+          <w:p>
+            <w:pPr>
+              <w:jc w:val="center"/>
+              <w:rPr>
+                <w:rFonts w:ascii="TH Sarabun New" w:hAnsi="TH Sarabun New" w:cs="TH Sarabun New" w:hint="cs"/>
+                <w:sz w:val="32"/>
+                <w:szCs w:val="32"/>
+              </w:rPr>
+            </w:pPr>
+          </w:p>
+        </w:tc>
+      </w:tr>
+      <w:tr>
+        <w:tc>
+          <w:tcPr>
+            <w:tcW w:w="988" w:type="dxa"/>
+          </w:tcPr>
+          <w:p>
+            <w:pPr>
+              <w:jc w:val="center"/>
+              <w:rPr>
+                <w:rFonts w:ascii="TH Sarabun New" w:hAnsi="TH Sarabun New" w:cs="TH Sarabun New"/>
+                <w:sz w:val="32"/>
+                <w:szCs w:val="32"/>
+              </w:rPr>
+            </w:pPr>
+            <w:r>
+              <w:rPr>
+                <w:rFonts w:ascii="TH Sarabun New" w:hAnsi="TH Sarabun New" w:cs="TH Sarabun New"/>
+                <w:sz w:val="32"/>
+                <w:szCs w:val="32"/>
+              </w:rPr>
+              <w:t>14.</w:t>
+            </w:r>
+          </w:p>
+        </w:tc>
+        <w:tc>
+          <w:tcPr>
+            <w:tcW w:w="5022" w:type="dxa"/>
+          </w:tcPr>
+          <w:p>
+            <w:pPr>
+              <w:jc w:val="center"/>
+              <w:rPr>
+                <w:rFonts w:ascii="TH Sarabun New" w:hAnsi="TH Sarabun New" w:cs="TH Sarabun New"/>
+                <w:sz w:val="32"/>
+                <w:szCs w:val="32"/>
+              </w:rPr>
+            </w:pPr>
+          </w:p>
+        </w:tc>
+        <w:tc>
+          <w:tcPr>
+            <w:tcW w:w="3006" w:type="dxa"/>
+          </w:tcPr>
+          <w:p>
+            <w:pPr>
+              <w:jc w:val="center"/>
+              <w:rPr>
+                <w:rFonts w:ascii="TH Sarabun New" w:hAnsi="TH Sarabun New" w:cs="TH Sarabun New" w:hint="cs"/>
+                <w:sz w:val="32"/>
+                <w:szCs w:val="32"/>
+              </w:rPr>
+            </w:pPr>
+          </w:p>
+        </w:tc>
+      </w:tr>
+      <w:tr>
+        <w:tc>
+          <w:tcPr>
+            <w:tcW w:w="988" w:type="dxa"/>
+          </w:tcPr>
+          <w:p>
+            <w:pPr>
+              <w:jc w:val="center"/>
+              <w:rPr>
+                <w:rFonts w:ascii="TH Sarabun New" w:hAnsi="TH Sarabun New" w:cs="TH Sarabun New"/>
+                <w:sz w:val="32"/>
+                <w:szCs w:val="32"/>
+              </w:rPr>
+            </w:pPr>
+            <w:r>
+              <w:rPr>
+                <w:rFonts w:ascii="TH Sarabun New" w:hAnsi="TH Sarabun New" w:cs="TH Sarabun New"/>
+                <w:sz w:val="32"/>
+                <w:szCs w:val="32"/>
+              </w:rPr>
+              <w:t>15.</w:t>
+            </w:r>
+          </w:p>
+        </w:tc>
+        <w:tc>
+          <w:tcPr>
+            <w:tcW w:w="5022" w:type="dxa"/>
+          </w:tcPr>
+          <w:p>
+            <w:pPr>
+              <w:jc w:val="center"/>
+              <w:rPr>
+                <w:rFonts w:ascii="TH Sarabun New" w:hAnsi="TH Sarabun New" w:cs="TH Sarabun New"/>
+                <w:sz w:val="32"/>
+                <w:szCs w:val="32"/>
+              </w:rPr>
+            </w:pPr>
+          </w:p>
+        </w:tc>
+        <w:tc>
+          <w:tcPr>
+            <w:tcW w:w="3006" w:type="dxa"/>
+          </w:tcPr>
+          <w:p>
+            <w:pPr>
+              <w:jc w:val="center"/>
+              <w:rPr>
+                <w:rFonts w:ascii="TH Sarabun New" w:hAnsi="TH Sarabun New" w:cs="TH Sarabun New" w:hint="cs"/>
+                <w:sz w:val="32"/>
+                <w:szCs w:val="32"/>
+              </w:rPr>
+            </w:pPr>
+          </w:p>
+        </w:tc>
+      </w:tr>
+      <w:tr>
+        <w:tc>
+          <w:tcPr>
+            <w:tcW w:w="988" w:type="dxa"/>
+          </w:tcPr>
+          <w:p>
+            <w:pPr>
+              <w:jc w:val="center"/>
+              <w:rPr>
+                <w:rFonts w:ascii="TH Sarabun New" w:hAnsi="TH Sarabun New" w:cs="TH Sarabun New"/>
+                <w:sz w:val="32"/>
+                <w:szCs w:val="32"/>
+              </w:rPr>
+            </w:pPr>
+            <w:r>
+              <w:rPr>
+                <w:rFonts w:ascii="TH Sarabun New" w:hAnsi="TH Sarabun New" w:cs="TH Sarabun New"/>
+                <w:sz w:val="32"/>
+                <w:szCs w:val="32"/>
+              </w:rPr>
+              <w:t>16.</w:t>
+            </w:r>
+          </w:p>
+        </w:tc>
+        <w:tc>
+          <w:tcPr>
+            <w:tcW w:w="5022" w:type="dxa"/>
+          </w:tcPr>
+          <w:p>
+            <w:pPr>
+              <w:jc w:val="center"/>
+              <w:rPr>
+                <w:rFonts w:ascii="TH Sarabun New" w:hAnsi="TH Sarabun New" w:cs="TH Sarabun New"/>
+                <w:sz w:val="32"/>
+                <w:szCs w:val="32"/>
+              </w:rPr>
+            </w:pPr>
+          </w:p>
+        </w:tc>
+        <w:tc>
+          <w:tcPr>
+            <w:tcW w:w="3006" w:type="dxa"/>
+          </w:tcPr>
+          <w:p>
+            <w:pPr>
+              <w:jc w:val="center"/>
+              <w:rPr>
+                <w:rFonts w:ascii="TH Sarabun New" w:hAnsi="TH Sarabun New" w:cs="TH Sarabun New" w:hint="cs"/>
+                <w:sz w:val="32"/>
+                <w:szCs w:val="32"/>
+              </w:rPr>
+            </w:pPr>
+          </w:p>
+        </w:tc>
+      </w:tr>
+      <w:tr>
+        <w:tc>
+          <w:tcPr>
+            <w:tcW w:w="988" w:type="dxa"/>
+          </w:tcPr>
+          <w:p>
+            <w:pPr>
+              <w:jc w:val="center"/>
+              <w:rPr>
+                <w:rFonts w:ascii="TH Sarabun New" w:hAnsi="TH Sarabun New" w:cs="TH Sarabun New"/>
+                <w:sz w:val="32"/>
+                <w:szCs w:val="32"/>
+              </w:rPr>
+            </w:pPr>
+            <w:r>
+              <w:rPr>
+                <w:rFonts w:ascii="TH Sarabun New" w:hAnsi="TH Sarabun New" w:cs="TH Sarabun New"/>
+                <w:sz w:val="32"/>
+                <w:szCs w:val="32"/>
+              </w:rPr>
+              <w:t>17.</w:t>
+            </w:r>
+          </w:p>
+        </w:tc>
+        <w:tc>
+          <w:tcPr>
+            <w:tcW w:w="5022" w:type="dxa"/>
+          </w:tcPr>
+          <w:p>
+            <w:pPr>
+              <w:jc w:val="center"/>
+              <w:rPr>
+                <w:rFonts w:ascii="TH Sarabun New" w:hAnsi="TH Sarabun New" w:cs="TH Sarabun New"/>
+                <w:sz w:val="32"/>
+                <w:szCs w:val="32"/>
+              </w:rPr>
+            </w:pPr>
+          </w:p>
+        </w:tc>
+        <w:tc>
+          <w:tcPr>
+            <w:tcW w:w="3006" w:type="dxa"/>
+          </w:tcPr>
+          <w:p>
+            <w:pPr>
+              <w:jc w:val="center"/>
+              <w:rPr>
+                <w:rFonts w:ascii="TH Sarabun New" w:hAnsi="TH Sarabun New" w:cs="TH Sarabun New" w:hint="cs"/>
+                <w:sz w:val="32"/>
+                <w:szCs w:val="32"/>
+              </w:rPr>
+            </w:pPr>
+          </w:p>
+        </w:tc>
+      </w:tr>
+      <w:tr>
+        <w:tc>
+          <w:tcPr>
+            <w:tcW w:w="988" w:type="dxa"/>
+          </w:tcPr>
+          <w:p>
+            <w:pPr>
+              <w:jc w:val="center"/>
+              <w:rPr>
+                <w:rFonts w:ascii="TH Sarabun New" w:hAnsi="TH Sarabun New" w:cs="TH Sarabun New"/>
+                <w:sz w:val="32"/>
+                <w:szCs w:val="32"/>
+              </w:rPr>
+            </w:pPr>
+            <w:r>
+              <w:rPr>
+                <w:rFonts w:ascii="TH Sarabun New" w:hAnsi="TH Sarabun New" w:cs="TH Sarabun New"/>
+                <w:sz w:val="32"/>
+                <w:szCs w:val="32"/>
+              </w:rPr>
+              <w:t>18.</w:t>
+            </w:r>
+          </w:p>
+        </w:tc>
+        <w:tc>
+          <w:tcPr>
+            <w:tcW w:w="5022" w:type="dxa"/>
+          </w:tcPr>
+          <w:p>
+            <w:pPr>
+              <w:jc w:val="center"/>
+              <w:rPr>
+                <w:rFonts w:ascii="TH Sarabun New" w:hAnsi="TH Sarabun New" w:cs="TH Sarabun New"/>
+                <w:sz w:val="32"/>
+                <w:szCs w:val="32"/>
+              </w:rPr>
+            </w:pPr>
+          </w:p>
+        </w:tc>
+        <w:tc>
+          <w:tcPr>
+            <w:tcW w:w="3006" w:type="dxa"/>
+          </w:tcPr>
+          <w:p>
+            <w:pPr>
+              <w:jc w:val="center"/>
+              <w:rPr>
+                <w:rFonts w:ascii="TH Sarabun New" w:hAnsi="TH Sarabun New" w:cs="TH Sarabun New" w:hint="cs"/>
+                <w:sz w:val="32"/>
+                <w:szCs w:val="32"/>
+              </w:rPr>
+            </w:pPr>
+          </w:p>
+        </w:tc>
+      </w:tr>
+      <w:tr>
+        <w:tc>
+          <w:tcPr>
+            <w:tcW w:w="988" w:type="dxa"/>
+          </w:tcPr>
+          <w:p>
+            <w:pPr>
+              <w:jc w:val="center"/>
+              <w:rPr>
+                <w:rFonts w:ascii="TH Sarabun New" w:hAnsi="TH Sarabun New" w:cs="TH Sarabun New"/>
+                <w:sz w:val="32"/>
+                <w:szCs w:val="32"/>
+              </w:rPr>
+            </w:pPr>
+            <w:r>
+              <w:rPr>
+                <w:rFonts w:ascii="TH Sarabun New" w:hAnsi="TH Sarabun New" w:cs="TH Sarabun New"/>
+                <w:sz w:val="32"/>
+                <w:szCs w:val="32"/>
+              </w:rPr>
+              <w:t>19.</w:t>
+            </w:r>
+          </w:p>
+        </w:tc>
+        <w:tc>
+          <w:tcPr>
+            <w:tcW w:w="5022" w:type="dxa"/>
+          </w:tcPr>
+          <w:p>
+            <w:pPr>
+              <w:jc w:val="center"/>
+              <w:rPr>
+                <w:rFonts w:ascii="TH Sarabun New" w:hAnsi="TH Sarabun New" w:cs="TH Sarabun New"/>
+                <w:sz w:val="32"/>
+                <w:szCs w:val="32"/>
+              </w:rPr>
+            </w:pPr>
+          </w:p>
+        </w:tc>
+        <w:tc>
+          <w:tcPr>
+            <w:tcW w:w="3006" w:type="dxa"/>
+          </w:tcPr>
+          <w:p>
+            <w:pPr>
+              <w:jc w:val="center"/>
+              <w:rPr>
+                <w:rFonts w:ascii="TH Sarabun New" w:hAnsi="TH Sarabun New" w:cs="TH Sarabun New" w:hint="cs"/>
+                <w:sz w:val="32"/>
+                <w:szCs w:val="32"/>
+              </w:rPr>
+            </w:pPr>
+          </w:p>
+        </w:tc>
+      </w:tr>
+      <w:tr>
+        <w:tc>
+          <w:tcPr>
+            <w:tcW w:w="988" w:type="dxa"/>
+          </w:tcPr>
+          <w:p>
+            <w:pPr>
+              <w:jc w:val="center"/>
+              <w:rPr>
+                <w:rFonts w:ascii="TH Sarabun New" w:hAnsi="TH Sarabun New" w:cs="TH Sarabun New"/>
+                <w:sz w:val="32"/>
+                <w:szCs w:val="32"/>
+              </w:rPr>
+            </w:pPr>
+            <w:r>
+              <w:rPr>
+                <w:rFonts w:ascii="TH Sarabun New" w:hAnsi="TH Sarabun New" w:cs="TH Sarabun New"/>
+                <w:sz w:val="32"/>
+                <w:szCs w:val="32"/>
+              </w:rPr>
+              <w:t>20.</w:t>
+            </w:r>
+          </w:p>
+        </w:tc>
+        <w:tc>
+          <w:tcPr>
+            <w:tcW w:w="5022" w:type="dxa"/>
+          </w:tcPr>
+          <w:p>
+            <w:pPr>
+              <w:jc w:val="center"/>
+              <w:rPr>
+                <w:rFonts w:ascii="TH Sarabun New" w:hAnsi="TH Sarabun New" w:cs="TH Sarabun New"/>
+                <w:sz w:val="32"/>
+                <w:szCs w:val="32"/>
+              </w:rPr>
+            </w:pPr>
+          </w:p>
+        </w:tc>
+        <w:tc>
+          <w:tcPr>
+            <w:tcW w:w="3006" w:type="dxa"/>
+          </w:tcPr>
+          <w:p>
+            <w:pPr>
+              <w:jc w:val="center"/>
+              <w:rPr>
+                <w:rFonts w:ascii="TH Sarabun New" w:hAnsi="TH Sarabun New" w:cs="TH Sarabun New" w:hint="cs"/>
+                <w:sz w:val="32"/>
+                <w:szCs w:val="32"/>
+              </w:rPr>
+            </w:pPr>
+          </w:p>
+        </w:tc>
+      </w:tr>
+      <w:tr>
+        <w:tc>
+          <w:tcPr>
+            <w:tcW w:w="988" w:type="dxa"/>
+          </w:tcPr>
+          <w:p>
+            <w:pPr>
+              <w:jc w:val="center"/>
+              <w:rPr>
+                <w:rFonts w:ascii="TH Sarabun New" w:hAnsi="TH Sarabun New" w:cs="TH Sarabun New"/>
+                <w:sz w:val="32"/>
+                <w:szCs w:val="32"/>
+              </w:rPr>
+            </w:pPr>
+            <w:r>
+              <w:rPr>
+                <w:rFonts w:ascii="TH Sarabun New" w:hAnsi="TH Sarabun New" w:cs="TH Sarabun New"/>
+                <w:sz w:val="32"/>
+                <w:szCs w:val="32"/>
+              </w:rPr>
+              <w:t>21.</w:t>
+            </w:r>
+          </w:p>
+        </w:tc>
+        <w:tc>
+          <w:tcPr>
+            <w:tcW w:w="5022" w:type="dxa"/>
+          </w:tcPr>
+          <w:p>
+            <w:pPr>
+              <w:jc w:val="center"/>
+              <w:rPr>
+                <w:rFonts w:ascii="TH Sarabun New" w:hAnsi="TH Sarabun New" w:cs="TH Sarabun New"/>
+                <w:sz w:val="32"/>
+                <w:szCs w:val="32"/>
+              </w:rPr>
+            </w:pPr>
+          </w:p>
+        </w:tc>
+        <w:tc>
+          <w:tcPr>
+            <w:tcW w:w="3006" w:type="dxa"/>
+          </w:tcPr>
+          <w:p>
+            <w:pPr>
+              <w:jc w:val="center"/>
+              <w:rPr>
+                <w:rFonts w:ascii="TH Sarabun New" w:hAnsi="TH Sarabun New" w:cs="TH Sarabun New" w:hint="cs"/>
+                <w:sz w:val="32"/>
+                <w:szCs w:val="32"/>
+              </w:rPr>
+            </w:pPr>
+          </w:p>
+        </w:tc>
+      </w:tr>
+      <w:tr>
+        <w:tc>
+          <w:tcPr>
+            <w:tcW w:w="988" w:type="dxa"/>
+          </w:tcPr>
+          <w:p>
+            <w:pPr>
+              <w:jc w:val="center"/>
+              <w:rPr>
+                <w:rFonts w:ascii="TH Sarabun New" w:hAnsi="TH Sarabun New" w:cs="TH Sarabun New"/>
+                <w:sz w:val="32"/>
+                <w:szCs w:val="32"/>
+              </w:rPr>
+            </w:pPr>
+            <w:r>
+              <w:rPr>
+                <w:rFonts w:ascii="TH Sarabun New" w:hAnsi="TH Sarabun New" w:cs="TH Sarabun New"/>
+                <w:sz w:val="32"/>
+                <w:szCs w:val="32"/>
+              </w:rPr>
+              <w:t>22.</w:t>
+            </w:r>
+          </w:p>
+        </w:tc>
+        <w:tc>
+          <w:tcPr>
+            <w:tcW w:w="5022" w:type="dxa"/>
+          </w:tcPr>
+          <w:p>
+            <w:pPr>
+              <w:jc w:val="center"/>
+              <w:rPr>
+                <w:rFonts w:ascii="TH Sarabun New" w:hAnsi="TH Sarabun New" w:cs="TH Sarabun New"/>
+                <w:sz w:val="32"/>
+                <w:szCs w:val="32"/>
+              </w:rPr>
+            </w:pPr>
+          </w:p>
+        </w:tc>
+        <w:tc>
+          <w:tcPr>
+            <w:tcW w:w="3006" w:type="dxa"/>
+          </w:tcPr>
+          <w:p>
+            <w:pPr>
+              <w:jc w:val="center"/>
+              <w:rPr>
+                <w:rFonts w:ascii="TH Sarabun New" w:hAnsi="TH Sarabun New" w:cs="TH Sarabun New" w:hint="cs"/>
+                <w:sz w:val="32"/>
+                <w:szCs w:val="32"/>
+              </w:rPr>
+            </w:pPr>
+          </w:p>
+        </w:tc>
+      </w:tr>
+      <w:tr>
+        <w:tc>
+          <w:tcPr>
+            <w:tcW w:w="988" w:type="dxa"/>
+          </w:tcPr>
+          <w:p>
+            <w:pPr>
+              <w:jc w:val="center"/>
+              <w:rPr>
+                <w:rFonts w:ascii="TH Sarabun New" w:hAnsi="TH Sarabun New" w:cs="TH Sarabun New"/>
+                <w:sz w:val="32"/>
+                <w:szCs w:val="32"/>
+              </w:rPr>
+            </w:pPr>
+            <w:r>
+              <w:rPr>
+                <w:rFonts w:ascii="TH Sarabun New" w:hAnsi="TH Sarabun New" w:cs="TH Sarabun New"/>
+                <w:sz w:val="32"/>
+                <w:szCs w:val="32"/>
+              </w:rPr>
+              <w:t>23.</w:t>
+            </w:r>
+          </w:p>
+        </w:tc>
+        <w:tc>
+          <w:tcPr>
+            <w:tcW w:w="5022" w:type="dxa"/>
+          </w:tcPr>
+          <w:p>
+            <w:pPr>
+              <w:jc w:val="center"/>
+              <w:rPr>
+                <w:rFonts w:ascii="TH Sarabun New" w:hAnsi="TH Sarabun New" w:cs="TH Sarabun New"/>
+                <w:sz w:val="32"/>
+                <w:szCs w:val="32"/>
+              </w:rPr>
+            </w:pPr>
+          </w:p>
+        </w:tc>
+        <w:tc>
+          <w:tcPr>
+            <w:tcW w:w="3006" w:type="dxa"/>
+          </w:tcPr>
+          <w:p>
+            <w:pPr>
+              <w:jc w:val="center"/>
+              <w:rPr>
+                <w:rFonts w:ascii="TH Sarabun New" w:hAnsi="TH Sarabun New" w:cs="TH Sarabun New" w:hint="cs"/>
+                <w:sz w:val="32"/>
+                <w:szCs w:val="32"/>
+              </w:rPr>
+            </w:pPr>
+          </w:p>
+        </w:tc>
+      </w:tr>
+      <w:tr>
+        <w:tc>
+          <w:tcPr>
+            <w:tcW w:w="988" w:type="dxa"/>
+          </w:tcPr>
+          <w:p>
+            <w:pPr>
+              <w:jc w:val="center"/>
+              <w:rPr>
+                <w:rFonts w:ascii="TH Sarabun New" w:hAnsi="TH Sarabun New" w:cs="TH Sarabun New"/>
+                <w:sz w:val="32"/>
+                <w:szCs w:val="32"/>
+              </w:rPr>
+            </w:pPr>
+            <w:r>
+              <w:rPr>
+                <w:rFonts w:ascii="TH Sarabun New" w:hAnsi="TH Sarabun New" w:cs="TH Sarabun New"/>
+                <w:sz w:val="32"/>
+                <w:szCs w:val="32"/>
+              </w:rPr>
+              <w:t>24.</w:t>
+            </w:r>
+          </w:p>
+        </w:tc>
+        <w:tc>
+          <w:tcPr>
+            <w:tcW w:w="5022" w:type="dxa"/>
+          </w:tcPr>
+          <w:p>
+            <w:pPr>
+              <w:jc w:val="center"/>
+              <w:rPr>
+                <w:rFonts w:ascii="TH Sarabun New" w:hAnsi="TH Sarabun New" w:cs="TH Sarabun New"/>
+                <w:sz w:val="32"/>
+                <w:szCs w:val="32"/>
+              </w:rPr>
+            </w:pPr>
+          </w:p>
+        </w:tc>
+        <w:tc>
+          <w:tcPr>
+            <w:tcW w:w="3006" w:type="dxa"/>
+          </w:tcPr>
+          <w:p>
+            <w:pPr>
+              <w:jc w:val="center"/>
+              <w:rPr>
+                <w:rFonts w:ascii="TH Sarabun New" w:hAnsi="TH Sarabun New" w:cs="TH Sarabun New" w:hint="cs"/>
+                <w:sz w:val="32"/>
+                <w:szCs w:val="32"/>
+              </w:rPr>
+            </w:pPr>
+          </w:p>
+        </w:tc>
+      </w:tr>
+      <w:tr>
+        <w:tc>
+          <w:tcPr>
+            <w:tcW w:w="988" w:type="dxa"/>
+          </w:tcPr>
+          <w:p>
+            <w:pPr>
+              <w:jc w:val="center"/>
+              <w:rPr>
+                <w:rFonts w:ascii="TH Sarabun New" w:hAnsi="TH Sarabun New" w:cs="TH Sarabun New" w:hint="cs"/>
+                <w:sz w:val="32"/>
+                <w:szCs w:val="32"/>
+                <w:cs/>
+              </w:rPr>
+            </w:pPr>
+            <w:r>
+              <w:rPr>
+                <w:rFonts w:ascii="TH Sarabun New" w:hAnsi="TH Sarabun New" w:cs="TH Sarabun New"/>
+                <w:sz w:val="32"/>
+                <w:szCs w:val="32"/>
+              </w:rPr>
+              <w:t>25.</w:t>
+            </w:r>
+          </w:p>
+        </w:tc>
+        <w:tc>
+          <w:tcPr>
+            <w:tcW w:w="5022" w:type="dxa"/>
+          </w:tcPr>
+          <w:p>
+            <w:pPr>
+              <w:jc w:val="center"/>
+              <w:rPr>
+                <w:rFonts w:ascii="TH Sarabun New" w:hAnsi="TH Sarabun New" w:cs="TH Sarabun New"/>
+                <w:sz w:val="32"/>
+                <w:szCs w:val="32"/>
+              </w:rPr>
+            </w:pPr>
+          </w:p>
+        </w:tc>
+        <w:tc>
+          <w:tcPr>
+            <w:tcW w:w="3006" w:type="dxa"/>
+          </w:tcPr>
+          <w:p>
+            <w:pPr>
+              <w:jc w:val="center"/>
+              <w:rPr>
+                <w:rFonts w:ascii="TH Sarabun New" w:hAnsi="TH Sarabun New" w:cs="TH Sarabun New" w:hint="cs"/>
+                <w:sz w:val="32"/>
+                <w:szCs w:val="32"/>
+              </w:rPr>
+            </w:pPr>
+          </w:p>
+        </w:tc>
+      </w:tr>
+      <w:tr>
+        <w:tc>
+          <w:tcPr>
+            <w:tcW w:w="988" w:type="dxa"/>
+          </w:tcPr>
+          <w:p>
+            <w:pPr>
+              <w:jc w:val="center"/>
+              <w:rPr>
+                <w:rFonts w:ascii="TH Sarabun New" w:hAnsi="TH Sarabun New" w:cs="TH Sarabun New" w:hint="cs"/>
+                <w:sz w:val="32"/>
+                <w:szCs w:val="32"/>
+                <w:cs/>
+              </w:rPr>
+            </w:pPr>
+            <w:r>
+              <w:rPr>
+                <w:rFonts w:ascii="TH Sarabun New" w:hAnsi="TH Sarabun New" w:cs="TH Sarabun New"/>
+                <w:sz w:val="32"/>
+                <w:szCs w:val="32"/>
+              </w:rPr>
+              <w:t>26.</w:t>
+            </w:r>
+          </w:p>
+        </w:tc>
+        <w:tc>
+          <w:tcPr>
+            <w:tcW w:w="5022" w:type="dxa"/>
+          </w:tcPr>
+          <w:p>
+            <w:pPr>
+              <w:jc w:val="center"/>
+              <w:rPr>
+                <w:rFonts w:ascii="TH Sarabun New" w:hAnsi="TH Sarabun New" w:cs="TH Sarabun New"/>
+                <w:sz w:val="32"/>
+                <w:szCs w:val="32"/>
+              </w:rPr>
+            </w:pPr>
+          </w:p>
+        </w:tc>
+        <w:tc>
+          <w:tcPr>
+            <w:tcW w:w="3006" w:type="dxa"/>
+          </w:tcPr>
+          <w:p>
+            <w:pPr>
+              <w:jc w:val="center"/>
+              <w:rPr>
+                <w:rFonts w:ascii="TH Sarabun New" w:hAnsi="TH Sarabun New" w:cs="TH Sarabun New" w:hint="cs"/>
+                <w:sz w:val="32"/>
+                <w:szCs w:val="32"/>
+              </w:rPr>
+            </w:pPr>
+          </w:p>
+        </w:tc>
+      </w:tr>
+      <w:tr>
+        <w:tc>
+          <w:tcPr>
+            <w:tcW w:w="988" w:type="dxa"/>
+          </w:tcPr>
+          <w:p>
+            <w:pPr>
+              <w:jc w:val="center"/>
+              <w:rPr>
+                <w:rFonts w:ascii="TH Sarabun New" w:hAnsi="TH Sarabun New" w:cs="TH Sarabun New" w:hint="cs"/>
+                <w:sz w:val="32"/>
+                <w:szCs w:val="32"/>
+                <w:cs/>
+              </w:rPr>
+            </w:pPr>
+            <w:r>
+              <w:rPr>
+                <w:rFonts w:ascii="TH Sarabun New" w:hAnsi="TH Sarabun New" w:cs="TH Sarabun New"/>
+                <w:sz w:val="32"/>
+                <w:szCs w:val="32"/>
+              </w:rPr>
+              <w:t>27.</w:t>
+            </w:r>
+          </w:p>
+        </w:tc>
+        <w:tc>
+          <w:tcPr>
+            <w:tcW w:w="5022" w:type="dxa"/>
+          </w:tcPr>
+          <w:p>
+            <w:pPr>
+              <w:jc w:val="center"/>
+              <w:rPr>
+                <w:rFonts w:ascii="TH Sarabun New" w:hAnsi="TH Sarabun New" w:cs="TH Sarabun New"/>
+                <w:sz w:val="32"/>
+                <w:szCs w:val="32"/>
+              </w:rPr>
+            </w:pPr>
+          </w:p>
+        </w:tc>
+        <w:tc>
+          <w:tcPr>
+            <w:tcW w:w="3006" w:type="dxa"/>
+          </w:tcPr>
+          <w:p>
+            <w:pPr>
+              <w:jc w:val="center"/>
+              <w:rPr>
+                <w:rFonts w:ascii="TH Sarabun New" w:hAnsi="TH Sarabun New" w:cs="TH Sarabun New" w:hint="cs"/>
+                <w:sz w:val="32"/>
+                <w:szCs w:val="32"/>
+              </w:rPr>
+            </w:pPr>
+          </w:p>
+        </w:tc>
+      </w:tr>
+    </w:tbl>
+    <w:p>
+      <w:pPr>
+        <w:rPr>
+          <w:rFonts w:ascii="TH Sarabun New" w:hAnsi="TH Sarabun New" w:cs="TH Sarabun New" w:hint="cs"/>
+          <w:sz w:val="32"/>
+          <w:szCs w:val="32"/>
+          <w:cs/>
+        </w:rPr>
+      </w:pPr>
+    </w:p>
+    <w:p>
+      <w:pPr>
+        <w:rPr>
+          <w:rFonts w:ascii="TH Sarabun New" w:hAnsi="TH Sarabun New" w:cs="TH Sarabun New"/>
+          <w:sz w:val="32"/>
+          <w:szCs w:val="32"/>
+        </w:rPr>
+      </w:pPr>
+    </w:p>
+    <w:p>
+      <w:pPr>
+        <w:rPr>
+          <w:rFonts w:ascii="TH Sarabun New" w:hAnsi="TH Sarabun New" w:cs="TH Sarabun New"/>
+          <w:sz w:val="32"/>
+          <w:szCs w:val="32"/>
+        </w:rPr>
+      </w:pPr>
+    </w:p>
+    <w:p>
+      <w:pPr>
+        <w:rPr>
+          <w:rFonts w:ascii="TH Sarabun New" w:hAnsi="TH Sarabun New" w:cs="TH Sarabun New"/>
+          <w:sz w:val="32"/>
+          <w:szCs w:val="32"/>
+        </w:rPr>
+      </w:pPr>
+    </w:p>
+    <w:p>
+      <w:pPr>
+        <w:rPr>
+          <w:rFonts w:ascii="TH Sarabun New" w:hAnsi="TH Sarabun New" w:cs="TH Sarabun New"/>
+          <w:sz w:val="32"/>
+          <w:szCs w:val="32"/>
+        </w:rPr>
+      </w:pPr>
+    </w:p>
+    <w:p>
+      <w:pPr>
+        <w:rPr>
+          <w:rFonts w:ascii="TH Sarabun New" w:hAnsi="TH Sarabun New" w:cs="TH Sarabun New"/>
+          <w:sz w:val="32"/>
+          <w:szCs w:val="32"/>
+        </w:rPr>
+      </w:pPr>
+    </w:p>
+    <w:p>
+      <w:pPr>
+        <w:rPr>
+          <w:rFonts w:ascii="TH Sarabun New" w:hAnsi="TH Sarabun New" w:cs="TH Sarabun New"/>
+          <w:sz w:val="32"/>
+          <w:szCs w:val="32"/>
+        </w:rPr>
+      </w:pPr>
+    </w:p>
+    <w:p>
+      <w:pPr>
+        <w:rPr>
+          <w:rFonts w:ascii="TH Sarabun New" w:hAnsi="TH Sarabun New" w:cs="TH Sarabun New"/>
+          <w:sz w:val="32"/>
+          <w:szCs w:val="32"/>
+        </w:rPr>
+      </w:pPr>
+    </w:p>
+    <w:p>
+      <w:pPr>
+        <w:rPr>
+          <w:rFonts w:ascii="TH Sarabun New" w:hAnsi="TH Sarabun New" w:cs="TH Sarabun New"/>
+          <w:sz w:val="32"/>
+          <w:szCs w:val="32"/>
+        </w:rPr>
+      </w:pPr>
+    </w:p>
+    <w:p>
+      <w:pPr>
+        <w:rPr>
+          <w:rFonts w:ascii="TH Sarabun New" w:hAnsi="TH Sarabun New" w:cs="TH Sarabun New"/>
+          <w:sz w:val="32"/>
+          <w:szCs w:val="32"/>
+        </w:rPr>
+      </w:pPr>
+    </w:p>
+    <w:p>
+      <w:pPr>
+        <w:rPr>
+          <w:rFonts w:ascii="TH Sarabun New" w:hAnsi="TH Sarabun New" w:cs="TH Sarabun New"/>
+          <w:sz w:val="32"/>
+          <w:szCs w:val="32"/>
+        </w:rPr>
+      </w:pPr>
+    </w:p>
+    <w:p>
+      <w:pPr>
+        <w:rPr>
+          <w:rFonts w:ascii="TH Sarabun New" w:hAnsi="TH Sarabun New" w:cs="TH Sarabun New"/>
+          <w:sz w:val="32"/>
+          <w:szCs w:val="32"/>
+        </w:rPr>
+      </w:pPr>
+    </w:p>
+    <w:p>
+      <w:pPr>
+        <w:rPr>
+          <w:rFonts w:ascii="TH Sarabun New" w:hAnsi="TH Sarabun New" w:cs="TH Sarabun New"/>
+          <w:sz w:val="32"/>
+          <w:szCs w:val="32"/>
+        </w:rPr>
+      </w:pPr>
+    </w:p>
+    <w:p>
+      <w:pPr>
+        <w:rPr>
+          <w:rFonts w:ascii="TH Sarabun New" w:hAnsi="TH Sarabun New" w:cs="TH Sarabun New"/>
+          <w:sz w:val="32"/>
+          <w:szCs w:val="32"/>
+        </w:rPr>
+      </w:pPr>
+    </w:p>
+    <w:p>
+      <w:pPr>
+        <w:rPr>
+          <w:rFonts w:ascii="TH Sarabun New" w:hAnsi="TH Sarabun New" w:cs="TH Sarabun New"/>
+          <w:sz w:val="32"/>
+          <w:szCs w:val="32"/>
+        </w:rPr>
+      </w:pPr>
+    </w:p>
+    <w:p>
+      <w:pPr>
+        <w:rPr>
+          <w:rFonts w:ascii="TH Sarabun New" w:hAnsi="TH Sarabun New" w:cs="TH Sarabun New"/>
+          <w:sz w:val="32"/>
+          <w:szCs w:val="32"/>
+        </w:rPr>
+      </w:pPr>
+    </w:p>
+    <w:p>
+      <w:pPr>
+        <w:rPr>
+          <w:rFonts w:ascii="TH Sarabun New" w:hAnsi="TH Sarabun New" w:cs="TH Sarabun New"/>
+          <w:sz w:val="32"/>
+          <w:szCs w:val="32"/>
+        </w:rPr>
+      </w:pPr>
+    </w:p>
+    <w:p>
+      <w:pPr>
+        <w:rPr>
+          <w:rFonts w:ascii="TH Sarabun New" w:hAnsi="TH Sarabun New" w:cs="TH Sarabun New"/>
+          <w:sz w:val="32"/>
+          <w:szCs w:val="32"/>
+        </w:rPr>
+      </w:pPr>
+    </w:p>
+    <w:p>
+      <w:pPr>
+        <w:rPr>
+          <w:rFonts w:ascii="TH Sarabun New" w:hAnsi="TH Sarabun New" w:cs="TH Sarabun New"/>
+          <w:sz w:val="32"/>
+          <w:szCs w:val="32"/>
+        </w:rPr>
+      </w:pPr>
+    </w:p>
+    <w:p>
+      <w:pPr>
+        <w:rPr>
+          <w:rFonts w:ascii="TH Sarabun New" w:hAnsi="TH Sarabun New" w:cs="TH Sarabun New"/>
+          <w:sz w:val="32"/>
+          <w:szCs w:val="32"/>
+        </w:rPr>
+      </w:pPr>
+    </w:p>
+    <w:p>
+      <w:pPr>
+        <w:rPr>
+          <w:rFonts w:ascii="TH Sarabun New" w:hAnsi="TH Sarabun New" w:cs="TH Sarabun New"/>
+          <w:sz w:val="32"/>
+          <w:szCs w:val="32"/>
+        </w:rPr>
+      </w:pPr>
+    </w:p>
+    <w:p>
+      <w:pPr>
+        <w:rPr>
+          <w:rFonts w:ascii="TH Sarabun New" w:hAnsi="TH Sarabun New" w:cs="TH Sarabun New"/>
+          <w:sz w:val="32"/>
+          <w:szCs w:val="32"/>
+        </w:rPr>
+      </w:pPr>
+    </w:p>
+    <w:p>
+      <w:pPr>
+        <w:rPr>
+          <w:rFonts w:ascii="TH Sarabun New" w:hAnsi="TH Sarabun New" w:cs="TH Sarabun New"/>
+          <w:sz w:val="32"/>
+          <w:szCs w:val="32"/>
+        </w:rPr>
+      </w:pPr>
+    </w:p>
+    <w:p>
+      <w:pPr>
+        <w:rPr>
+          <w:rFonts w:ascii="TH Sarabun New" w:hAnsi="TH Sarabun New" w:cs="TH Sarabun New"/>
+          <w:sz w:val="32"/>
+          <w:szCs w:val="32"/>
+        </w:rPr>
+      </w:pPr>
+    </w:p>
+    <w:p>
+      <w:pPr>
+        <w:rPr>
+          <w:rFonts w:ascii="TH Sarabun New" w:hAnsi="TH Sarabun New" w:cs="TH Sarabun New"/>
+          <w:sz w:val="32"/>
+          <w:szCs w:val="32"/>
+        </w:rPr>
+      </w:pPr>
+    </w:p>
+    <w:p>
+      <w:pPr>
+        <w:rPr>
+          <w:rFonts w:ascii="TH Sarabun New" w:hAnsi="TH Sarabun New" w:cs="TH Sarabun New"/>
+          <w:sz w:val="32"/>
+          <w:szCs w:val="32"/>
+        </w:rPr>
+      </w:pPr>
+    </w:p>
+    <w:p>
+      <w:pPr>
+        <w:rPr>
+          <w:rFonts w:ascii="TH Sarabun New" w:hAnsi="TH Sarabun New" w:cs="TH Sarabun New"/>
+          <w:sz w:val="32"/>
+          <w:szCs w:val="32"/>
+        </w:rPr>
+      </w:pPr>
+    </w:p>
+    <w:p>
+      <w:pPr>
+        <w:rPr>
+          <w:rFonts w:ascii="TH Sarabun New" w:hAnsi="TH Sarabun New" w:cs="TH Sarabun New"/>
+          <w:sz w:val="32"/>
+          <w:szCs w:val="32"/>
+        </w:rPr>
+      </w:pPr>
+    </w:p>
+    <w:p>
+      <w:pPr>
+        <w:rPr>
+          <w:rFonts w:ascii="TH Sarabun New" w:hAnsi="TH Sarabun New" w:cs="TH Sarabun New"/>
+          <w:sz w:val="32"/>
+          <w:szCs w:val="32"/>
+        </w:rPr>
+      </w:pPr>
+    </w:p>
+    <w:p>
+      <w:pPr>
+        <w:rPr>
+          <w:rFonts w:ascii="TH Sarabun New" w:hAnsi="TH Sarabun New" w:cs="TH Sarabun New"/>
+          <w:sz w:val="32"/>
+          <w:szCs w:val="32"/>
+        </w:rPr>
+      </w:pPr>
+    </w:p>
+    <w:p>
+      <w:pPr>
+        <w:rPr>
+          <w:rFonts w:ascii="TH Sarabun New" w:hAnsi="TH Sarabun New" w:cs="TH Sarabun New"/>
+          <w:sz w:val="32"/>
+          <w:szCs w:val="32"/>
+        </w:rPr>
+      </w:pPr>
+    </w:p>
+    <w:p>
+      <w:pPr>
+        <w:rPr>
+          <w:rFonts w:ascii="TH Sarabun New" w:hAnsi="TH Sarabun New" w:cs="TH Sarabun New"/>
+          <w:sz w:val="32"/>
+          <w:szCs w:val="32"/>
+        </w:rPr>
+      </w:pPr>
+    </w:p>
+    <w:p>
+      <w:pPr>
+        <w:rPr>
+          <w:rFonts w:ascii="TH Sarabun New" w:hAnsi="TH Sarabun New" w:cs="TH Sarabun New"/>
+          <w:sz w:val="32"/>
+          <w:szCs w:val="32"/>
+        </w:rPr>
+      </w:pPr>
+    </w:p>
+    <w:p>
+      <w:pPr>
+        <w:rPr>
+          <w:rFonts w:ascii="TH Sarabun New" w:hAnsi="TH Sarabun New" w:cs="TH Sarabun New"/>
+          <w:sz w:val="32"/>
+          <w:szCs w:val="32"/>
+        </w:rPr>
+      </w:pPr>
+    </w:p>
+    <w:p>
+      <w:pPr>
+        <w:rPr>
+          <w:rFonts w:ascii="TH Sarabun New" w:hAnsi="TH Sarabun New" w:cs="TH Sarabun New"/>
+          <w:sz w:val="32"/>
+          <w:szCs w:val="32"/>
+        </w:rPr>
+      </w:pPr>
+    </w:p>
+    <w:p>
+      <w:pPr>
+        <w:rPr>
+          <w:rFonts w:ascii="TH Sarabun New" w:hAnsi="TH Sarabun New" w:cs="TH Sarabun New"/>
+          <w:sz w:val="32"/>
+          <w:szCs w:val="32"/>
+        </w:rPr>
+      </w:pPr>
+    </w:p>
+    <w:p>
+      <w:pPr>
+        <w:rPr>
+          <w:rFonts w:ascii="TH Sarabun New" w:hAnsi="TH Sarabun New" w:cs="TH Sarabun New"/>
+          <w:sz w:val="32"/>
+          <w:szCs w:val="32"/>
+        </w:rPr>
+      </w:pPr>
+    </w:p>
+    <w:p>
+      <w:pPr>
+        <w:rPr>
+          <w:rFonts w:ascii="TH Sarabun New" w:hAnsi="TH Sarabun New" w:cs="TH Sarabun New"/>
+          <w:sz w:val="32"/>
+          <w:szCs w:val="32"/>
+        </w:rPr>
+      </w:pPr>
+    </w:p>
+    <w:p>
+      <w:pPr>
+        <w:rPr>
+          <w:rFonts w:ascii="TH Sarabun New" w:hAnsi="TH Sarabun New" w:cs="TH Sarabun New"/>
+          <w:sz w:val="32"/>
+          <w:szCs w:val="32"/>
+        </w:rPr>
+      </w:pPr>
+    </w:p>
+    <w:p>
+      <w:pPr>
+        <w:rPr>
+          <w:rFonts w:ascii="TH Sarabun New" w:hAnsi="TH Sarabun New" w:cs="TH Sarabun New"/>
+          <w:sz w:val="32"/>
+          <w:szCs w:val="32"/>
+        </w:rPr>
+      </w:pPr>
+    </w:p>
+    <w:p>
+      <w:pPr>
+        <w:rPr>
+          <w:rFonts w:ascii="TH Sarabun New" w:hAnsi="TH Sarabun New" w:cs="TH Sarabun New"/>
+          <w:sz w:val="32"/>
+          <w:szCs w:val="32"/>
+        </w:rPr>
+      </w:pPr>
+    </w:p>
+    <w:p>
+      <w:pPr>
+        <w:rPr>
+          <w:rFonts w:ascii="TH Sarabun New" w:hAnsi="TH Sarabun New" w:cs="TH Sarabun New"/>
+          <w:sz w:val="32"/>
+          <w:szCs w:val="32"/>
+        </w:rPr>
+      </w:pPr>
+    </w:p>
+    <w:p>
+      <w:pPr>
+        <w:rPr>
+          <w:rFonts w:ascii="TH Sarabun New" w:hAnsi="TH Sarabun New" w:cs="TH Sarabun New"/>
+          <w:sz w:val="32"/>
+          <w:szCs w:val="32"/>
+        </w:rPr>
+      </w:pPr>
+    </w:p>
+    <w:p>
+      <w:pPr>
+        <w:rPr>
+          <w:rFonts w:ascii="TH Sarabun New" w:hAnsi="TH Sarabun New" w:cs="TH Sarabun New"/>
+          <w:sz w:val="32"/>
+          <w:szCs w:val="32"/>
+        </w:rPr>
+      </w:pPr>
+    </w:p>
+    <w:p>
+      <w:pPr>
+        <w:rPr>
+          <w:rFonts w:ascii="TH Sarabun New" w:hAnsi="TH Sarabun New" w:cs="TH Sarabun New"/>
+          <w:sz w:val="32"/>
+          <w:szCs w:val="32"/>
+        </w:rPr>
+      </w:pPr>
+    </w:p>
+    <w:p>
+      <w:pPr>
+        <w:rPr>
+          <w:rFonts w:ascii="TH Sarabun New" w:hAnsi="TH Sarabun New" w:cs="TH Sarabun New"/>
+          <w:sz w:val="32"/>
+          <w:szCs w:val="32"/>
+        </w:rPr>
+      </w:pPr>
+    </w:p>
+    <w:p>
+      <w:pPr>
+        <w:rPr>
+          <w:rFonts w:ascii="TH Sarabun New" w:hAnsi="TH Sarabun New" w:cs="TH Sarabun New"/>
+          <w:sz w:val="32"/>
+          <w:szCs w:val="32"/>
+          <w:cs/>
+        </w:rPr>
       </w:pPr>
     </w:p>
     <w:sectPr>
+      <w:headerReference w:type="default" r:id="rId8"/>
       <w:pgSz w:w="11906" w:h="16838"/>
       <w:pgMar w:top="1440" w:right="1440" w:bottom="1440" w:left="1440" w:header="708" w:footer="708" w:gutter="0"/>
+      <w:pgNumType w:start="1"/>
       <w:cols w:space="708"/>
       <w:docGrid w:linePitch="360"/>
     </w:sectPr>
   </w:body>
 </w:document>
+</file>
+
+<file path=word/endnotes.xml><?xml version="1.0" encoding="utf-8"?>
+<w:endnotes xmlns:wpc="http://schemas.microsoft.com/office/word/2010/wordprocessingCanvas" xmlns:cx="http://schemas.microsoft.com/office/drawing/2014/chartex" xmlns:cx1="http://schemas.microsoft.com/office/drawing/2015/9/8/chartex" xmlns:cx2="http://schemas.microsoft.com/office/drawing/2015/10/21/chartex" xmlns:cx3="http://schemas.microsoft.com/office/drawing/2016/5/9/chartex" xmlns:cx4="http://schemas.microsoft.com/office/drawing/2016/5/10/chartex" xmlns:cx5="http://schemas.microsoft.com/office/drawing/2016/5/11/chartex" xmlns:cx6="http://schemas.microsoft.com/office/drawing/2016/5/12/chartex" xmlns:cx7="http://schemas.microsoft.com/office/drawing/2016/5/13/chartex" xmlns:cx8="http://schemas.microsoft.com/office/drawing/2016/5/14/chartex" xmlns:mc="http://schemas.openxmlformats.org/markup-compatibility/2006" xmlns:aink="http://schemas.microsoft.com/office/drawing/2016/ink" xmlns:am3d="http://schemas.microsoft.com/office/drawing/2017/model3d" xmlns:o="urn:schemas-microsoft-com:office:office" xmlns:r="http://schemas.openxmlformats.org/officeDocument/2006/relationships" xmlns:m="http://schemas.openxmlformats.org/officeDocument/2006/math" xmlns:v="urn:schemas-microsoft-com:vml" xmlns:wp14="http://schemas.microsoft.com/office/word/2010/wordprocessingDrawing" xmlns:wp="http://schemas.openxmlformats.org/drawingml/2006/wordprocessingDrawing" xmlns:w10="urn:schemas-microsoft-com:office:word" xmlns:w="http://schemas.openxmlformats.org/wordprocessingml/2006/main" xmlns:w14="http://schemas.microsoft.com/office/word/2010/wordml" xmlns:w15="http://schemas.microsoft.com/office/word/2012/wordml" xmlns:w16cex="http://schemas.microsoft.com/office/word/2018/wordml/cex" xmlns:w16cid="http://schemas.microsoft.com/office/word/2016/wordml/cid" xmlns:w16="http://schemas.microsoft.com/office/word/2018/wordml" xmlns:w16sdtdh="http://schemas.microsoft.com/office/word/2020/wordml/sdtdatahash" xmlns:w16se="http://schemas.microsoft.com/office/word/2015/wordml/symex" xmlns:wpg="http://schemas.microsoft.com/office/word/2010/wordprocessingGroup" xmlns:wpi="http://schemas.microsoft.com/office/word/2010/wordprocessingInk" xmlns:wne="http://schemas.microsoft.com/office/word/2006/wordml" xmlns:wps="http://schemas.microsoft.com/office/word/2010/wordprocessingShape" mc:Ignorable="w14 w15 w16se w16cid w16 w16cex w16sdtdh wp14">
+  <w:endnote w:type="separator" w:id="-1">
+    <w:p>
+      <w:pPr>
+        <w:spacing w:after="0" w:line="240" w:lineRule="auto"/>
+      </w:pPr>
+      <w:r>
+        <w:separator/>
+      </w:r>
+    </w:p>
+  </w:endnote>
+  <w:endnote w:type="continuationSeparator" w:id="0">
+    <w:p>
+      <w:pPr>
+        <w:spacing w:after="0" w:line="240" w:lineRule="auto"/>
+      </w:pPr>
+      <w:r>
+        <w:continuationSeparator/>
+      </w:r>
+    </w:p>
+  </w:endnote>
+</w:endnotes>
+</file>
+
+<file path=word/footnotes.xml><?xml version="1.0" encoding="utf-8"?>
+<w:footnotes xmlns:wpc="http://schemas.microsoft.com/office/word/2010/wordprocessingCanvas" xmlns:cx="http://schemas.microsoft.com/office/drawing/2014/chartex" xmlns:cx1="http://schemas.microsoft.com/office/drawing/2015/9/8/chartex" xmlns:cx2="http://schemas.microsoft.com/office/drawing/2015/10/21/chartex" xmlns:cx3="http://schemas.microsoft.com/office/drawing/2016/5/9/chartex" xmlns:cx4="http://schemas.microsoft.com/office/drawing/2016/5/10/chartex" xmlns:cx5="http://schemas.microsoft.com/office/drawing/2016/5/11/chartex" xmlns:cx6="http://schemas.microsoft.com/office/drawing/2016/5/12/chartex" xmlns:cx7="http://schemas.microsoft.com/office/drawing/2016/5/13/chartex" xmlns:cx8="http://schemas.microsoft.com/office/drawing/2016/5/14/chartex" xmlns:mc="http://schemas.openxmlformats.org/markup-compatibility/2006" xmlns:aink="http://schemas.microsoft.com/office/drawing/2016/ink" xmlns:am3d="http://schemas.microsoft.com/office/drawing/2017/model3d" xmlns:o="urn:schemas-microsoft-com:office:office" xmlns:r="http://schemas.openxmlformats.org/officeDocument/2006/relationships" xmlns:m="http://schemas.openxmlformats.org/officeDocument/2006/math" xmlns:v="urn:schemas-microsoft-com:vml" xmlns:wp14="http://schemas.microsoft.com/office/word/2010/wordprocessingDrawing" xmlns:wp="http://schemas.openxmlformats.org/drawingml/2006/wordprocessingDrawing" xmlns:w10="urn:schemas-microsoft-com:office:word" xmlns:w="http://schemas.openxmlformats.org/wordprocessingml/2006/main" xmlns:w14="http://schemas.microsoft.com/office/word/2010/wordml" xmlns:w15="http://schemas.microsoft.com/office/word/2012/wordml" xmlns:w16cex="http://schemas.microsoft.com/office/word/2018/wordml/cex" xmlns:w16cid="http://schemas.microsoft.com/office/word/2016/wordml/cid" xmlns:w16="http://schemas.microsoft.com/office/word/2018/wordml" xmlns:w16sdtdh="http://schemas.microsoft.com/office/word/2020/wordml/sdtdatahash" xmlns:w16se="http://schemas.microsoft.com/office/word/2015/wordml/symex" xmlns:wpg="http://schemas.microsoft.com/office/word/2010/wordprocessingGroup" xmlns:wpi="http://schemas.microsoft.com/office/word/2010/wordprocessingInk" xmlns:wne="http://schemas.microsoft.com/office/word/2006/wordml" xmlns:wps="http://schemas.microsoft.com/office/word/2010/wordprocessingShape" mc:Ignorable="w14 w15 w16se w16cid w16 w16cex w16sdtdh wp14">
+  <w:footnote w:type="separator" w:id="-1">
+    <w:p>
+      <w:pPr>
+        <w:spacing w:after="0" w:line="240" w:lineRule="auto"/>
+      </w:pPr>
+      <w:r>
+        <w:separator/>
+      </w:r>
+    </w:p>
+  </w:footnote>
+  <w:footnote w:type="continuationSeparator" w:id="0">
+    <w:p>
+      <w:pPr>
+        <w:spacing w:after="0" w:line="240" w:lineRule="auto"/>
+      </w:pPr>
+      <w:r>
+        <w:continuationSeparator/>
+      </w:r>
+    </w:p>
+  </w:footnote>
+</w:footnotes>
+</file>
+
+<file path=word/header1.xml><?xml version="1.0" encoding="utf-8"?>
+<w:hdr xmlns:wpc="http://schemas.microsoft.com/office/word/2010/wordprocessingCanvas" xmlns:cx="http://schemas.microsoft.com/office/drawing/2014/chartex" xmlns:cx1="http://schemas.microsoft.com/office/drawing/2015/9/8/chartex" xmlns:cx2="http://schemas.microsoft.com/office/drawing/2015/10/21/chartex" xmlns:cx3="http://schemas.microsoft.com/office/drawing/2016/5/9/chartex" xmlns:cx4="http://schemas.microsoft.com/office/drawing/2016/5/10/chartex" xmlns:cx5="http://schemas.microsoft.com/office/drawing/2016/5/11/chartex" xmlns:cx6="http://schemas.microsoft.com/office/drawing/2016/5/12/chartex" xmlns:cx7="http://schemas.microsoft.com/office/drawing/2016/5/13/chartex" xmlns:cx8="http://schemas.microsoft.com/office/drawing/2016/5/14/chartex" xmlns:mc="http://schemas.openxmlformats.org/markup-compatibility/2006" xmlns:aink="http://schemas.microsoft.com/office/drawing/2016/ink" xmlns:am3d="http://schemas.microsoft.com/office/drawing/2017/model3d" xmlns:o="urn:schemas-microsoft-com:office:office" xmlns:r="http://schemas.openxmlformats.org/officeDocument/2006/relationships" xmlns:m="http://schemas.openxmlformats.org/officeDocument/2006/math" xmlns:v="urn:schemas-microsoft-com:vml" xmlns:wp14="http://schemas.microsoft.com/office/word/2010/wordprocessingDrawing" xmlns:wp="http://schemas.openxmlformats.org/drawingml/2006/wordprocessingDrawing" xmlns:w10="urn:schemas-microsoft-com:office:word" xmlns:w="http://schemas.openxmlformats.org/wordprocessingml/2006/main" xmlns:w14="http://schemas.microsoft.com/office/word/2010/wordml" xmlns:w15="http://schemas.microsoft.com/office/word/2012/wordml" xmlns:w16cex="http://schemas.microsoft.com/office/word/2018/wordml/cex" xmlns:w16cid="http://schemas.microsoft.com/office/word/2016/wordml/cid" xmlns:w16="http://schemas.microsoft.com/office/word/2018/wordml" xmlns:w16sdtdh="http://schemas.microsoft.com/office/word/2020/wordml/sdtdatahash" xmlns:w16se="http://schemas.microsoft.com/office/word/2015/wordml/symex" xmlns:wpg="http://schemas.microsoft.com/office/word/2010/wordprocessingGroup" xmlns:wpi="http://schemas.microsoft.com/office/word/2010/wordprocessingInk" xmlns:wne="http://schemas.microsoft.com/office/word/2006/wordml" xmlns:wps="http://schemas.microsoft.com/office/word/2010/wordprocessingShape" mc:Ignorable="w14 w15 w16se w16cid w16 w16cex w16sdtdh wp14">
+  <w:p>
+    <w:pPr>
+      <w:pStyle w:val="a4"/>
+      <w:jc w:val="right"/>
+    </w:pPr>
+  </w:p>
+  <w:p>
+    <w:pPr>
+      <w:pStyle w:val="a4"/>
+    </w:pPr>
+  </w:p>
+</w:hdr>
+</file>
+
+<file path=word/header2.xml><?xml version="1.0" encoding="utf-8"?>
+<w:hdr xmlns:wpc="http://schemas.microsoft.com/office/word/2010/wordprocessingCanvas" xmlns:cx="http://schemas.microsoft.com/office/drawing/2014/chartex" xmlns:cx1="http://schemas.microsoft.com/office/drawing/2015/9/8/chartex" xmlns:cx2="http://schemas.microsoft.com/office/drawing/2015/10/21/chartex" xmlns:cx3="http://schemas.microsoft.com/office/drawing/2016/5/9/chartex" xmlns:cx4="http://schemas.microsoft.com/office/drawing/2016/5/10/chartex" xmlns:cx5="http://schemas.microsoft.com/office/drawing/2016/5/11/chartex" xmlns:cx6="http://schemas.microsoft.com/office/drawing/2016/5/12/chartex" xmlns:cx7="http://schemas.microsoft.com/office/drawing/2016/5/13/chartex" xmlns:cx8="http://schemas.microsoft.com/office/drawing/2016/5/14/chartex" xmlns:mc="http://schemas.openxmlformats.org/markup-compatibility/2006" xmlns:aink="http://schemas.microsoft.com/office/drawing/2016/ink" xmlns:am3d="http://schemas.microsoft.com/office/drawing/2017/model3d" xmlns:o="urn:schemas-microsoft-com:office:office" xmlns:r="http://schemas.openxmlformats.org/officeDocument/2006/relationships" xmlns:m="http://schemas.openxmlformats.org/officeDocument/2006/math" xmlns:v="urn:schemas-microsoft-com:vml" xmlns:wp14="http://schemas.microsoft.com/office/word/2010/wordprocessingDrawing" xmlns:wp="http://schemas.openxmlformats.org/drawingml/2006/wordprocessingDrawing" xmlns:w10="urn:schemas-microsoft-com:office:word" xmlns:w="http://schemas.openxmlformats.org/wordprocessingml/2006/main" xmlns:w14="http://schemas.microsoft.com/office/word/2010/wordml" xmlns:w15="http://schemas.microsoft.com/office/word/2012/wordml" xmlns:w16cex="http://schemas.microsoft.com/office/word/2018/wordml/cex" xmlns:w16cid="http://schemas.microsoft.com/office/word/2016/wordml/cid" xmlns:w16="http://schemas.microsoft.com/office/word/2018/wordml" xmlns:w16sdtdh="http://schemas.microsoft.com/office/word/2020/wordml/sdtdatahash" xmlns:w16se="http://schemas.microsoft.com/office/word/2015/wordml/symex" xmlns:wpg="http://schemas.microsoft.com/office/word/2010/wordprocessingGroup" xmlns:wpi="http://schemas.microsoft.com/office/word/2010/wordprocessingInk" xmlns:wne="http://schemas.microsoft.com/office/word/2006/wordml" xmlns:wps="http://schemas.microsoft.com/office/word/2010/wordprocessingShape" mc:Ignorable="w14 w15 w16se w16cid w16 w16cex w16sdtdh wp14">
+  <w:sdt>
+    <w:sdtPr>
+      <w:id w:val="-451933717"/>
+      <w:docPartObj>
+        <w:docPartGallery w:val="Page Numbers (Top of Page)"/>
+        <w:docPartUnique/>
+      </w:docPartObj>
+    </w:sdtPr>
+    <w:sdtContent>
+      <w:p>
+        <w:pPr>
+          <w:pStyle w:val="a4"/>
+          <w:jc w:val="right"/>
+        </w:pPr>
+        <w:r>
+          <w:fldChar w:fldCharType="begin"/>
+        </w:r>
+        <w:r>
+          <w:instrText>PAGE   \* MERGEFORMAT</w:instrText>
+        </w:r>
+        <w:r>
+          <w:fldChar w:fldCharType="separate"/>
+        </w:r>
+        <w:r>
+          <w:rPr>
+            <w:lang w:val="th-TH"/>
+          </w:rPr>
+          <w:t>2</w:t>
+        </w:r>
+        <w:r>
+          <w:fldChar w:fldCharType="end"/>
+        </w:r>
+      </w:p>
+    </w:sdtContent>
+  </w:sdt>
+  <w:p>
+    <w:pPr>
+      <w:pStyle w:val="a4"/>
+    </w:pPr>
+  </w:p>
+</w:hdr>
+</file>
+
+<file path=word/numbering.xml><?xml version="1.0" encoding="utf-8"?>
+<w:numbering xmlns:wpc="http://schemas.microsoft.com/office/word/2010/wordprocessingCanvas" xmlns:cx="http://schemas.microsoft.com/office/drawing/2014/chartex" xmlns:cx1="http://schemas.microsoft.com/office/drawing/2015/9/8/chartex" xmlns:cx2="http://schemas.microsoft.com/office/drawing/2015/10/21/chartex" xmlns:cx3="http://schemas.microsoft.com/office/drawing/2016/5/9/chartex" xmlns:cx4="http://schemas.microsoft.com/office/drawing/2016/5/10/chartex" xmlns:cx5="http://schemas.microsoft.com/office/drawing/2016/5/11/chartex" xmlns:cx6="http://schemas.microsoft.com/office/drawing/2016/5/12/chartex" xmlns:cx7="http://schemas.microsoft.com/office/drawing/2016/5/13/chartex" xmlns:cx8="http://schemas.microsoft.com/office/drawing/2016/5/14/chartex" xmlns:mc="http://schemas.openxmlformats.org/markup-compatibility/2006" xmlns:aink="http://schemas.microsoft.com/office/drawing/2016/ink" xmlns:am3d="http://schemas.microsoft.com/office/drawing/2017/model3d" xmlns:o="urn:schemas-microsoft-com:office:office" xmlns:r="http://schemas.openxmlformats.org/officeDocument/2006/relationships" xmlns:m="http://schemas.openxmlformats.org/officeDocument/2006/math" xmlns:v="urn:schemas-microsoft-com:vml" xmlns:wp14="http://schemas.microsoft.com/office/word/2010/wordprocessingDrawing" xmlns:wp="http://schemas.openxmlformats.org/drawingml/2006/wordprocessingDrawing" xmlns:w10="urn:schemas-microsoft-com:office:word" xmlns:w="http://schemas.openxmlformats.org/wordprocessingml/2006/main" xmlns:w14="http://schemas.microsoft.com/office/word/2010/wordml" xmlns:w15="http://schemas.microsoft.com/office/word/2012/wordml" xmlns:w16cex="http://schemas.microsoft.com/office/word/2018/wordml/cex" xmlns:w16cid="http://schemas.microsoft.com/office/word/2016/wordml/cid" xmlns:w16="http://schemas.microsoft.com/office/word/2018/wordml" xmlns:w16sdtdh="http://schemas.microsoft.com/office/word/2020/wordml/sdtdatahash" xmlns:w16se="http://schemas.microsoft.com/office/word/2015/wordml/symex" xmlns:wpg="http://schemas.microsoft.com/office/word/2010/wordprocessingGroup" xmlns:wpi="http://schemas.microsoft.com/office/word/2010/wordprocessingInk" xmlns:wne="http://schemas.microsoft.com/office/word/2006/wordml" xmlns:wps="http://schemas.microsoft.com/office/word/2010/wordprocessingShape" mc:Ignorable="w14 w15 w16se w16cid w16 w16cex w16sdtdh wp14">
+  <w:abstractNum w:abstractNumId="0" w15:restartNumberingAfterBreak="0">
+    <w:nsid w:val="203F4949"/>
+    <w:multiLevelType w:val="hybridMultilevel"/>
+    <w:tmpl w:val="23F01C68"/>
+    <w:lvl w:ilvl="0" w:tplc="0409000F">
+      <w:start w:val="1"/>
+      <w:numFmt w:val="decimal"/>
+      <w:lvlText w:val="%1."/>
+      <w:lvlJc w:val="left"/>
+      <w:pPr>
+        <w:ind w:left="720" w:hanging="360"/>
+      </w:pPr>
+      <w:rPr>
+        <w:rFonts w:hint="default"/>
+      </w:rPr>
+    </w:lvl>
+    <w:lvl w:ilvl="1" w:tplc="04090019" w:tentative="1">
+      <w:start w:val="1"/>
+      <w:numFmt w:val="lowerLetter"/>
+      <w:lvlText w:val="%2."/>
+      <w:lvlJc w:val="left"/>
+      <w:pPr>
+        <w:ind w:left="1440" w:hanging="360"/>
+      </w:pPr>
+    </w:lvl>
+    <w:lvl w:ilvl="2" w:tplc="0409001B" w:tentative="1">
+      <w:start w:val="1"/>
+      <w:numFmt w:val="lowerRoman"/>
+      <w:lvlText w:val="%3."/>
+      <w:lvlJc w:val="right"/>
+      <w:pPr>
+        <w:ind w:left="2160" w:hanging="180"/>
+      </w:pPr>
+    </w:lvl>
+    <w:lvl w:ilvl="3" w:tplc="0409000F" w:tentative="1">
+      <w:start w:val="1"/>
+      <w:numFmt w:val="decimal"/>
+      <w:lvlText w:val="%4."/>
+      <w:lvlJc w:val="left"/>
+      <w:pPr>
+        <w:ind w:left="2880" w:hanging="360"/>
+      </w:pPr>
+    </w:lvl>
+    <w:lvl w:ilvl="4" w:tplc="04090019" w:tentative="1">
+      <w:start w:val="1"/>
+      <w:numFmt w:val="lowerLetter"/>
+      <w:lvlText w:val="%5."/>
+      <w:lvlJc w:val="left"/>
+      <w:pPr>
+        <w:ind w:left="3600" w:hanging="360"/>
+      </w:pPr>
+    </w:lvl>
+    <w:lvl w:ilvl="5" w:tplc="0409001B" w:tentative="1">
+      <w:start w:val="1"/>
+      <w:numFmt w:val="lowerRoman"/>
+      <w:lvlText w:val="%6."/>
+      <w:lvlJc w:val="right"/>
+      <w:pPr>
+        <w:ind w:left="4320" w:hanging="180"/>
+      </w:pPr>
+    </w:lvl>
+    <w:lvl w:ilvl="6" w:tplc="0409000F" w:tentative="1">
+      <w:start w:val="1"/>
+      <w:numFmt w:val="decimal"/>
+      <w:lvlText w:val="%7."/>
+      <w:lvlJc w:val="left"/>
+      <w:pPr>
+        <w:ind w:left="5040" w:hanging="360"/>
+      </w:pPr>
+    </w:lvl>
+    <w:lvl w:ilvl="7" w:tplc="04090019" w:tentative="1">
+      <w:start w:val="1"/>
+      <w:numFmt w:val="lowerLetter"/>
+      <w:lvlText w:val="%8."/>
+      <w:lvlJc w:val="left"/>
+      <w:pPr>
+        <w:ind w:left="5760" w:hanging="360"/>
+      </w:pPr>
+    </w:lvl>
+    <w:lvl w:ilvl="8" w:tplc="0409001B" w:tentative="1">
+      <w:start w:val="1"/>
+      <w:numFmt w:val="lowerRoman"/>
+      <w:lvlText w:val="%9."/>
+      <w:lvlJc w:val="right"/>
+      <w:pPr>
+        <w:ind w:left="6480" w:hanging="180"/>
+      </w:pPr>
+    </w:lvl>
+  </w:abstractNum>
+  <w:num w:numId="1">
+    <w:abstractNumId w:val="0"/>
+  </w:num>
+</w:numbering>
 </file>
 
 <file path=word/styles.xml><?xml version="1.0" encoding="utf-8"?>
@@ -533,6 +3671,80 @@
       <w:sz w:val="28"/>
     </w:rPr>
   </w:style>
+  <w:style w:type="paragraph" w:styleId="a4">
+    <w:name w:val="header"/>
+    <w:basedOn w:val="a"/>
+    <w:link w:val="a5"/>
+    <w:uiPriority w:val="99"/>
+    <w:unhideWhenUsed/>
+    <w:rsid w:val="00672399"/>
+    <w:pPr>
+      <w:tabs>
+        <w:tab w:val="center" w:pos="4513"/>
+        <w:tab w:val="right" w:pos="9026"/>
+      </w:tabs>
+      <w:spacing w:after="0" w:line="240" w:lineRule="auto"/>
+    </w:pPr>
+  </w:style>
+  <w:style w:type="character" w:customStyle="1" w:styleId="a5">
+    <w:name w:val="หัวกระดาษ อักขระ"/>
+    <w:basedOn w:val="a0"/>
+    <w:link w:val="a4"/>
+    <w:uiPriority w:val="99"/>
+    <w:rsid w:val="00672399"/>
+  </w:style>
+  <w:style w:type="paragraph" w:styleId="a6">
+    <w:name w:val="footer"/>
+    <w:basedOn w:val="a"/>
+    <w:link w:val="a7"/>
+    <w:uiPriority w:val="99"/>
+    <w:unhideWhenUsed/>
+    <w:rsid w:val="00672399"/>
+    <w:pPr>
+      <w:tabs>
+        <w:tab w:val="center" w:pos="4513"/>
+        <w:tab w:val="right" w:pos="9026"/>
+      </w:tabs>
+      <w:spacing w:after="0" w:line="240" w:lineRule="auto"/>
+    </w:pPr>
+  </w:style>
+  <w:style w:type="character" w:customStyle="1" w:styleId="a7">
+    <w:name w:val="ท้ายกระดาษ อักขระ"/>
+    <w:basedOn w:val="a0"/>
+    <w:link w:val="a6"/>
+    <w:uiPriority w:val="99"/>
+    <w:rsid w:val="00672399"/>
+  </w:style>
+  <w:style w:type="paragraph" w:styleId="a8">
+    <w:name w:val="List Paragraph"/>
+    <w:basedOn w:val="a"/>
+    <w:uiPriority w:val="34"/>
+    <w:qFormat/>
+    <w:rsid w:val="00981E93"/>
+    <w:pPr>
+      <w:ind w:left="720"/>
+      <w:contextualSpacing/>
+    </w:pPr>
+  </w:style>
+  <w:style w:type="table" w:styleId="a9">
+    <w:name w:val="Table Grid"/>
+    <w:basedOn w:val="a1"/>
+    <w:uiPriority w:val="39"/>
+    <w:rsid w:val="00FA4E9E"/>
+    <w:pPr>
+      <w:spacing w:after="0" w:line="240" w:lineRule="auto"/>
+    </w:pPr>
+    <w:tblPr>
+      <w:tblBorders>
+        <w:top w:val="single" w:sz="4" w:space="0" w:color="auto"/>
+        <w:left w:val="single" w:sz="4" w:space="0" w:color="auto"/>
+        <w:bottom w:val="single" w:sz="4" w:space="0" w:color="auto"/>
+        <w:right w:val="single" w:sz="4" w:space="0" w:color="auto"/>
+        <w:insideH w:val="single" w:sz="4" w:space="0" w:color="auto"/>
+        <w:insideV w:val="single" w:sz="4" w:space="0" w:color="auto"/>
+      </w:tblBorders>
+    </w:tblPr>
+  </w:style>
 </w:styles>
 </file>
 
